--- a/src/content/bios/Lester-JE 2015.docx
+++ b/src/content/bios/Lester-JE 2015.docx
@@ -1,6 +1,6 @@
 
 <file path=word/document.xml><?xml version="1.0" encoding="utf-8"?>
-<w:document xmlns:wpc="http://schemas.microsoft.com/office/word/2010/wordprocessingCanvas" xmlns:cx="http://schemas.microsoft.com/office/drawing/2014/chartex" xmlns:cx1="http://schemas.microsoft.com/office/drawing/2015/9/8/chartex" xmlns:cx2="http://schemas.microsoft.com/office/drawing/2015/10/21/chartex" xmlns:cx3="http://schemas.microsoft.com/office/drawing/2016/5/9/chartex" xmlns:cx4="http://schemas.microsoft.com/office/drawing/2016/5/10/chartex" xmlns:cx5="http://schemas.microsoft.com/office/drawing/2016/5/11/chartex" xmlns:cx6="http://schemas.microsoft.com/office/drawing/2016/5/12/chartex" xmlns:cx7="http://schemas.microsoft.com/office/drawing/2016/5/13/chartex" xmlns:cx8="http://schemas.microsoft.com/office/drawing/2016/5/14/chartex" xmlns:mc="http://schemas.openxmlformats.org/markup-compatibility/2006" xmlns:aink="http://schemas.microsoft.com/office/drawing/2016/ink" xmlns:am3d="http://schemas.microsoft.com/office/drawing/2017/model3d" xmlns:o="urn:schemas-microsoft-com:office:office" xmlns:oel="http://schemas.microsoft.com/office/2019/extlst" xmlns:r="http://schemas.openxmlformats.org/officeDocument/2006/relationships" xmlns:m="http://schemas.openxmlformats.org/officeDocument/2006/math" xmlns:v="urn:schemas-microsoft-com:vml" xmlns:wp14="http://schemas.microsoft.com/office/word/2010/wordprocessingDrawing" xmlns:wp="http://schemas.openxmlformats.org/drawingml/2006/wordprocessingDrawing" xmlns:w10="urn:schemas-microsoft-com:office:word" xmlns:w="http://schemas.openxmlformats.org/wordprocessingml/2006/main" xmlns:w14="http://schemas.microsoft.com/office/word/2010/wordml" xmlns:w15="http://schemas.microsoft.com/office/word/2012/wordml" xmlns:w16cex="http://schemas.microsoft.com/office/word/2018/wordml/cex" xmlns:w16cid="http://schemas.microsoft.com/office/word/2016/wordml/cid" xmlns:w16="http://schemas.microsoft.com/office/word/2018/wordml" xmlns:w16du="http://schemas.microsoft.com/office/word/2023/wordml/word16du" xmlns:w16sdtdh="http://schemas.microsoft.com/office/word/2020/wordml/sdtdatahash" xmlns:w16sdtfl="http://schemas.microsoft.com/office/word/2024/wordml/sdtformatlock" xmlns:w16se="http://schemas.microsoft.com/office/word/2015/wordml/symex" xmlns:wpg="http://schemas.microsoft.com/office/word/2010/wordprocessingGroup" xmlns:wpi="http://schemas.microsoft.com/office/word/2010/wordprocessingInk" xmlns:wne="http://schemas.microsoft.com/office/word/2006/wordml" xmlns:wps="http://schemas.microsoft.com/office/word/2010/wordprocessingShape" mc:Ignorable="w14 w15 w16se w16cid w16 w16cex w16sdtdh w16sdtfl w16du wp14">
+<w:document xmlns:wpc="http://schemas.microsoft.com/office/word/2010/wordprocessingCanvas" xmlns:cx="http://schemas.microsoft.com/office/drawing/2014/chartex" xmlns:cx1="http://schemas.microsoft.com/office/drawing/2015/9/8/chartex" xmlns:cx2="http://schemas.microsoft.com/office/drawing/2015/10/21/chartex" xmlns:cx3="http://schemas.microsoft.com/office/drawing/2016/5/9/chartex" xmlns:cx4="http://schemas.microsoft.com/office/drawing/2016/5/10/chartex" xmlns:cx5="http://schemas.microsoft.com/office/drawing/2016/5/11/chartex" xmlns:cx6="http://schemas.microsoft.com/office/drawing/2016/5/12/chartex" xmlns:cx7="http://schemas.microsoft.com/office/drawing/2016/5/13/chartex" xmlns:cx8="http://schemas.microsoft.com/office/drawing/2016/5/14/chartex" xmlns:mc="http://schemas.openxmlformats.org/markup-compatibility/2006" xmlns:m="http://schemas.openxmlformats.org/officeDocument/2006/math" xmlns:aink="http://schemas.microsoft.com/office/drawing/2016/ink" xmlns:am3d="http://schemas.microsoft.com/office/drawing/2017/model3d" xmlns:oel="http://schemas.microsoft.com/office/2019/extlst" xmlns:r="http://schemas.openxmlformats.org/officeDocument/2006/relationships" xmlns:wp14="http://schemas.microsoft.com/office/word/2010/wordprocessingDrawing" xmlns:wp="http://schemas.openxmlformats.org/drawingml/2006/wordprocessingDrawing" xmlns:wpg="http://schemas.microsoft.com/office/word/2010/wordprocessingGroup" xmlns:wpi="http://schemas.microsoft.com/office/word/2010/wordprocessingInk" xmlns:wps="http://schemas.microsoft.com/office/word/2010/wordprocessingShape" xmlns:o="urn:schemas-microsoft-com:office:office" xmlns:v="urn:schemas-microsoft-com:vml" xmlns:w10="urn:schemas-microsoft-com:office:word" xmlns:w="http://schemas.openxmlformats.org/wordprocessingml/2006/main" xmlns:w14="http://schemas.microsoft.com/office/word/2010/wordml" xmlns:w15="http://schemas.microsoft.com/office/word/2012/wordml" xmlns:w16cei="http://schemas.microsoft.com/office/word/2026/wordml/cei" xmlns:w16cex="http://schemas.microsoft.com/office/word/2018/wordml/cex" xmlns:w16cid="http://schemas.microsoft.com/office/word/2016/wordml/cid" xmlns:w16="http://schemas.microsoft.com/office/word/2018/wordml" xmlns:w16sdtdh="http://schemas.microsoft.com/office/word/2020/wordml/sdtdatahash" xmlns:w16sdtfl="http://schemas.microsoft.com/office/word/2024/wordml/sdtformatlock" xmlns:w16se="http://schemas.microsoft.com/office/word/2015/wordml/symex" xmlns:w16du="http://schemas.microsoft.com/office/word/2023/wordml/word16du" xmlns:wne="http://schemas.microsoft.com/office/word/2006/wordml" mc:Ignorable="w14 w15 w16se w16cid w16 w16cex w16sdtdh w16sdtfl w16du wp14">
   <w:body>
     <w:p>
       <w:pPr>
@@ -339,9 +339,9 @@
           <w:lang w:eastAsia="nl-NL"/>
         </w:rPr>
         <w:drawing>
-          <wp:inline distT="0" distB="0" distL="0" distR="0" wp14:anchorId="7CF1E968" wp14:editId="62EC5FE9">
-            <wp:extent cx="1675790" cy="2379345"/>
-            <wp:effectExtent l="0" t="0" r="635" b="0"/>
+          <wp:inline distT="0" distB="0" distL="0" distR="0" wp14:anchorId="7CF1E968" wp14:editId="5B36AF1E">
+            <wp:extent cx="2127250" cy="3020344"/>
+            <wp:effectExtent l="0" t="0" r="0" b="2540"/>
             <wp:docPr id="1" name="Picture 1" descr="File:SeanLester.jpg"/>
             <wp:cNvGraphicFramePr>
               <a:graphicFrameLocks xmlns:a="http://schemas.openxmlformats.org/drawingml/2006/main" noChangeAspect="1"/>
@@ -371,7 +371,7 @@
                   <pic:spPr bwMode="auto">
                     <a:xfrm>
                       <a:off x="0" y="0"/>
-                      <a:ext cx="1696924" cy="2409352"/>
+                      <a:ext cx="2162748" cy="3070745"/>
                     </a:xfrm>
                     <a:prstGeom prst="rect">
                       <a:avLst/>
@@ -409,40 +409,12 @@
         </w:rPr>
         <w:t xml:space="preserve">Source: </w:t>
       </w:r>
-      <w:hyperlink r:id="rId10" w:history="1">
-        <w:r>
-          <w:rPr>
-            <w:rStyle w:val="Hyperlink"/>
-            <w:rFonts w:eastAsiaTheme="minorHAnsi" w:cs="Times New Roman"/>
-            <w:u w:val="none"/>
-            <w:lang w:val="en-GB"/>
-          </w:rPr>
-          <w:t>http://en.wikipedia.org/wiki/File:SeanLester.jpg</w:t>
-        </w:r>
-      </w:hyperlink>
-      <w:r>
-        <w:rPr>
-          <w:rFonts w:eastAsiaTheme="minorHAnsi" w:cs="Times New Roman"/>
-          <w:color w:val="000000"/>
-          <w:lang w:val="en-GB"/>
-        </w:rPr>
-        <w:t>,</w:t>
-      </w:r>
-      <w:r>
-        <w:rPr>
-          <w:rFonts w:eastAsiaTheme="minorHAnsi" w:cs="Times New Roman"/>
-          <w:color w:val="000000"/>
-          <w:lang w:val="en-GB"/>
-        </w:rPr>
-        <w:t xml:space="preserve"> Courtesy of the</w:t>
-      </w:r>
-      <w:r>
-        <w:rPr>
-          <w:rFonts w:eastAsiaTheme="minorHAnsi" w:cs="Times New Roman"/>
-          <w:color w:val="000000"/>
-          <w:lang w:val="en-GB"/>
-        </w:rPr>
-        <w:t xml:space="preserve"> United Nations Library, Geneva</w:t>
+      <w:r>
+        <w:rPr>
+          <w:rFonts w:cs="Times New Roman"/>
+          <w:lang w:val="en-GB"/>
+        </w:rPr>
+        <w:t>Lester, n.d., United Nations Archives at Geneva, P063_01_010</w:t>
       </w:r>
     </w:p>
     <w:p>
@@ -466,23 +438,21 @@
         </w:rPr>
         <w:t xml:space="preserve">On film: </w:t>
       </w:r>
-      <w:proofErr w:type="spellStart"/>
       <w:r>
         <w:rPr>
           <w:rFonts w:eastAsiaTheme="minorHAnsi" w:cs="Times New Roman"/>
           <w:color w:val="000000"/>
           <w:lang w:val="en-GB"/>
         </w:rPr>
-        <w:t>Esras</w:t>
-      </w:r>
-      <w:proofErr w:type="spellEnd"/>
+        <w:t>Esras Productions</w:t>
+      </w:r>
       <w:r>
         <w:rPr>
           <w:rFonts w:eastAsiaTheme="minorHAnsi" w:cs="Times New Roman"/>
           <w:color w:val="000000"/>
           <w:lang w:val="en-GB"/>
         </w:rPr>
-        <w:t xml:space="preserve"> Productions</w:t>
+        <w:t xml:space="preserve"> in Dublin</w:t>
       </w:r>
       <w:r>
         <w:rPr>
@@ -490,7 +460,7 @@
           <w:color w:val="000000"/>
           <w:lang w:val="en-GB"/>
         </w:rPr>
-        <w:t xml:space="preserve"> in Dublin</w:t>
+        <w:t xml:space="preserve"> produced a </w:t>
       </w:r>
       <w:r>
         <w:rPr>
@@ -498,7 +468,7 @@
           <w:color w:val="000000"/>
           <w:lang w:val="en-GB"/>
         </w:rPr>
-        <w:t xml:space="preserve"> produced a </w:t>
+        <w:t xml:space="preserve">2003 </w:t>
       </w:r>
       <w:r>
         <w:rPr>
@@ -506,7 +476,7 @@
           <w:color w:val="000000"/>
           <w:lang w:val="en-GB"/>
         </w:rPr>
-        <w:t xml:space="preserve">2003 </w:t>
+        <w:t xml:space="preserve">documentary on Lester containing many film </w:t>
       </w:r>
       <w:r>
         <w:rPr>
@@ -514,7 +484,7 @@
           <w:color w:val="000000"/>
           <w:lang w:val="en-GB"/>
         </w:rPr>
-        <w:t xml:space="preserve">documentary on Lester containing many film </w:t>
+        <w:t>clips; d</w:t>
       </w:r>
       <w:r>
         <w:rPr>
@@ -522,17 +492,9 @@
           <w:color w:val="000000"/>
           <w:lang w:val="en-GB"/>
         </w:rPr>
-        <w:t>clips; d</w:t>
-      </w:r>
-      <w:r>
-        <w:rPr>
-          <w:rFonts w:eastAsiaTheme="minorHAnsi" w:cs="Times New Roman"/>
-          <w:color w:val="000000"/>
-          <w:lang w:val="en-GB"/>
-        </w:rPr>
         <w:t xml:space="preserve">etails available at </w:t>
       </w:r>
-      <w:hyperlink r:id="rId11" w:history="1">
+      <w:hyperlink r:id="rId10" w:history="1">
         <w:r>
           <w:rPr>
             <w:rStyle w:val="Hyperlink"/>
@@ -1272,7 +1234,14 @@
         <w:rPr>
           <w:lang w:val="en-GB"/>
         </w:rPr>
-        <w:t xml:space="preserve"> member of the IRB</w:t>
+        <w:t xml:space="preserve"> </w:t>
+      </w:r>
+      <w:r>
+        <w:rPr>
+          <w:lang w:val="en-GB"/>
+        </w:rPr>
+        <w:lastRenderedPageBreak/>
+        <w:t>member of the IRB</w:t>
       </w:r>
       <w:r>
         <w:rPr>
@@ -1350,14 +1319,7 @@
         <w:rPr>
           <w:lang w:val="en-GB"/>
         </w:rPr>
-        <w:t xml:space="preserve">In outlook he was also close to those sections of the IRB who did not </w:t>
-      </w:r>
-      <w:r>
-        <w:rPr>
-          <w:lang w:val="en-GB"/>
-        </w:rPr>
-        <w:lastRenderedPageBreak/>
-        <w:t>want a Rising to take place.</w:t>
+        <w:t>In outlook he was also close to those sections of the IRB who did not want a Rising to take place.</w:t>
       </w:r>
       <w:r>
         <w:rPr>
@@ -2288,21 +2250,121 @@
         <w:rPr>
           <w:lang w:val="en-GB"/>
         </w:rPr>
-        <w:t xml:space="preserve">offered ‘possibilities which it would be regrettable to ignore’ and he wrote that the League was ‘a place of work and it was also a </w:t>
-      </w:r>
-      <w:proofErr w:type="gramStart"/>
-      <w:r>
-        <w:rPr>
-          <w:lang w:val="en-GB"/>
-        </w:rPr>
-        <w:t>University</w:t>
-      </w:r>
-      <w:proofErr w:type="gramEnd"/>
-      <w:r>
-        <w:rPr>
-          <w:lang w:val="en-GB"/>
-        </w:rPr>
-        <w:t xml:space="preserve"> for the study of world affairs. I was still learning when I left it after eighteen years’ </w:t>
+        <w:t xml:space="preserve">offered ‘possibilities which it would be regrettable to ignore’ and he wrote that the League was ‘a place of work and it was also a University for the study of world affairs. I was still learning when I left it after eighteen years’ </w:t>
+      </w:r>
+      <w:r>
+        <w:rPr>
+          <w:lang w:val="en-GB"/>
+        </w:rPr>
+        <w:t xml:space="preserve">(Gageby </w:t>
+      </w:r>
+      <w:r>
+        <w:rPr>
+          <w:lang w:val="en-GB"/>
+        </w:rPr>
+        <w:t>1999</w:t>
+      </w:r>
+      <w:r>
+        <w:rPr>
+          <w:lang w:val="en-GB"/>
+        </w:rPr>
+        <w:t>:</w:t>
+      </w:r>
+      <w:r>
+        <w:rPr>
+          <w:lang w:val="en-GB"/>
+        </w:rPr>
+        <w:t xml:space="preserve"> 21</w:t>
+      </w:r>
+      <w:r>
+        <w:rPr>
+          <w:lang w:val="en-GB"/>
+        </w:rPr>
+        <w:t>)</w:t>
+      </w:r>
+      <w:r>
+        <w:rPr>
+          <w:lang w:val="en-GB"/>
+        </w:rPr>
+        <w:t xml:space="preserve">. </w:t>
+      </w:r>
+      <w:r>
+        <w:rPr>
+          <w:lang w:val="en-GB"/>
+        </w:rPr>
+        <w:t>Lester</w:t>
+      </w:r>
+      <w:r>
+        <w:rPr>
+          <w:lang w:val="en-GB"/>
+        </w:rPr>
+        <w:t xml:space="preserve"> was </w:t>
+      </w:r>
+      <w:r>
+        <w:rPr>
+          <w:lang w:val="en-GB"/>
+        </w:rPr>
+        <w:t xml:space="preserve">not an </w:t>
+      </w:r>
+      <w:r>
+        <w:rPr>
+          <w:lang w:val="en-GB"/>
+        </w:rPr>
+        <w:t>idealist. H</w:t>
+      </w:r>
+      <w:r>
+        <w:rPr>
+          <w:lang w:val="en-GB"/>
+        </w:rPr>
+        <w:t xml:space="preserve">is </w:t>
+      </w:r>
+      <w:r>
+        <w:rPr>
+          <w:lang w:val="en-GB"/>
+        </w:rPr>
+        <w:t>international view</w:t>
+      </w:r>
+      <w:r>
+        <w:rPr>
+          <w:lang w:val="en-GB"/>
+        </w:rPr>
+        <w:t xml:space="preserve"> was</w:t>
+      </w:r>
+      <w:r>
+        <w:rPr>
+          <w:lang w:val="en-GB"/>
+        </w:rPr>
+        <w:t>, as he put it at the time of Japan’s invasion of Manchuria</w:t>
+      </w:r>
+      <w:r>
+        <w:rPr>
+          <w:lang w:val="en-GB"/>
+        </w:rPr>
+        <w:t xml:space="preserve"> in 1931</w:t>
+      </w:r>
+      <w:r>
+        <w:rPr>
+          <w:lang w:val="en-GB"/>
+        </w:rPr>
+        <w:t xml:space="preserve">, in ‘principle </w:t>
+      </w:r>
+      <w:r>
+        <w:rPr>
+          <w:lang w:val="en-GB"/>
+        </w:rPr>
+        <w:t>well-seasoned</w:t>
+      </w:r>
+      <w:r>
+        <w:rPr>
+          <w:lang w:val="en-GB"/>
+        </w:rPr>
+        <w:t xml:space="preserve"> by the sauce of realism’</w:t>
+      </w:r>
+      <w:r>
+        <w:rPr>
+          <w:lang w:val="en-GB"/>
+        </w:rPr>
+        <w:t xml:space="preserve"> </w:t>
       </w:r>
       <w:r>
         <w:rPr>
@@ -2310,37 +2372,49 @@
         </w:rPr>
         <w:t>(</w:t>
       </w:r>
-      <w:proofErr w:type="spellStart"/>
-      <w:r>
-        <w:rPr>
-          <w:lang w:val="en-GB"/>
-        </w:rPr>
-        <w:t>Gageby</w:t>
-      </w:r>
-      <w:proofErr w:type="spellEnd"/>
-      <w:r>
-        <w:rPr>
-          <w:lang w:val="en-GB"/>
-        </w:rPr>
-        <w:t xml:space="preserve"> </w:t>
-      </w:r>
-      <w:r>
-        <w:rPr>
-          <w:lang w:val="en-GB"/>
-        </w:rPr>
-        <w:t>1999</w:t>
-      </w:r>
-      <w:r>
-        <w:rPr>
-          <w:lang w:val="en-GB"/>
-        </w:rPr>
-        <w:t>:</w:t>
-      </w:r>
-      <w:r>
-        <w:rPr>
-          <w:lang w:val="en-GB"/>
-        </w:rPr>
-        <w:t xml:space="preserve"> 21</w:t>
+      <w:r>
+        <w:rPr>
+          <w:lang w:val="en-GB"/>
+        </w:rPr>
+        <w:t>Lester to Wa</w:t>
+      </w:r>
+      <w:r>
+        <w:rPr>
+          <w:lang w:val="en-GB"/>
+        </w:rPr>
+        <w:t>lshe, 7 December</w:t>
+      </w:r>
+      <w:r>
+        <w:rPr>
+          <w:lang w:val="en-GB"/>
+        </w:rPr>
+        <w:t xml:space="preserve"> 1931, </w:t>
+      </w:r>
+      <w:r>
+        <w:rPr>
+          <w:i/>
+          <w:lang w:val="en-GB"/>
+        </w:rPr>
+        <w:t>Documents on Irish Foreign Policy</w:t>
+      </w:r>
+      <w:r>
+        <w:rPr>
+          <w:lang w:val="en-GB"/>
+        </w:rPr>
+        <w:t xml:space="preserve">, </w:t>
+      </w:r>
+      <w:r>
+        <w:rPr>
+          <w:lang w:val="en-GB"/>
+        </w:rPr>
+        <w:t xml:space="preserve">Volume III, nr. 614, </w:t>
+      </w:r>
+      <w:r>
+        <w:rPr>
+          <w:color w:val="0000FF" w:themeColor="hyperlink"/>
+          <w:lang w:val="en-GB"/>
+        </w:rPr>
+        <w:t>www.difp.ie</w:t>
       </w:r>
       <w:r>
         <w:rPr>
@@ -2358,146 +2432,6 @@
         <w:rPr>
           <w:lang w:val="en-GB"/>
         </w:rPr>
-        <w:t>Lester</w:t>
-      </w:r>
-      <w:r>
-        <w:rPr>
-          <w:lang w:val="en-GB"/>
-        </w:rPr>
-        <w:t xml:space="preserve"> was </w:t>
-      </w:r>
-      <w:r>
-        <w:rPr>
-          <w:lang w:val="en-GB"/>
-        </w:rPr>
-        <w:t xml:space="preserve">not an </w:t>
-      </w:r>
-      <w:r>
-        <w:rPr>
-          <w:lang w:val="en-GB"/>
-        </w:rPr>
-        <w:t>idealist. H</w:t>
-      </w:r>
-      <w:r>
-        <w:rPr>
-          <w:lang w:val="en-GB"/>
-        </w:rPr>
-        <w:t xml:space="preserve">is </w:t>
-      </w:r>
-      <w:r>
-        <w:rPr>
-          <w:lang w:val="en-GB"/>
-        </w:rPr>
-        <w:t>international view</w:t>
-      </w:r>
-      <w:r>
-        <w:rPr>
-          <w:lang w:val="en-GB"/>
-        </w:rPr>
-        <w:t xml:space="preserve"> was</w:t>
-      </w:r>
-      <w:r>
-        <w:rPr>
-          <w:lang w:val="en-GB"/>
-        </w:rPr>
-        <w:t>, as he put it at the time of Japan’s invasion of Manchuria</w:t>
-      </w:r>
-      <w:r>
-        <w:rPr>
-          <w:lang w:val="en-GB"/>
-        </w:rPr>
-        <w:t xml:space="preserve"> in 1931</w:t>
-      </w:r>
-      <w:r>
-        <w:rPr>
-          <w:lang w:val="en-GB"/>
-        </w:rPr>
-        <w:t xml:space="preserve">, in ‘principle </w:t>
-      </w:r>
-      <w:r>
-        <w:rPr>
-          <w:lang w:val="en-GB"/>
-        </w:rPr>
-        <w:t>well-seasoned</w:t>
-      </w:r>
-      <w:r>
-        <w:rPr>
-          <w:lang w:val="en-GB"/>
-        </w:rPr>
-        <w:t xml:space="preserve"> by the sauce of realism’</w:t>
-      </w:r>
-      <w:r>
-        <w:rPr>
-          <w:lang w:val="en-GB"/>
-        </w:rPr>
-        <w:t xml:space="preserve"> </w:t>
-      </w:r>
-      <w:r>
-        <w:rPr>
-          <w:lang w:val="en-GB"/>
-        </w:rPr>
-        <w:t>(</w:t>
-      </w:r>
-      <w:r>
-        <w:rPr>
-          <w:lang w:val="en-GB"/>
-        </w:rPr>
-        <w:t>Lester to Wa</w:t>
-      </w:r>
-      <w:r>
-        <w:rPr>
-          <w:lang w:val="en-GB"/>
-        </w:rPr>
-        <w:t>lshe, 7 December</w:t>
-      </w:r>
-      <w:r>
-        <w:rPr>
-          <w:lang w:val="en-GB"/>
-        </w:rPr>
-        <w:t xml:space="preserve"> 1931, </w:t>
-      </w:r>
-      <w:r>
-        <w:rPr>
-          <w:i/>
-          <w:lang w:val="en-GB"/>
-        </w:rPr>
-        <w:t>Documents on Irish Foreign Policy</w:t>
-      </w:r>
-      <w:r>
-        <w:rPr>
-          <w:lang w:val="en-GB"/>
-        </w:rPr>
-        <w:t xml:space="preserve">, </w:t>
-      </w:r>
-      <w:r>
-        <w:rPr>
-          <w:lang w:val="en-GB"/>
-        </w:rPr>
-        <w:t xml:space="preserve">Volume III, nr. 614, </w:t>
-      </w:r>
-      <w:r>
-        <w:rPr>
-          <w:color w:val="0000FF" w:themeColor="hyperlink"/>
-          <w:lang w:val="en-GB"/>
-        </w:rPr>
-        <w:t>www.difp.ie</w:t>
-      </w:r>
-      <w:r>
-        <w:rPr>
-          <w:lang w:val="en-GB"/>
-        </w:rPr>
-        <w:t>)</w:t>
-      </w:r>
-      <w:r>
-        <w:rPr>
-          <w:lang w:val="en-GB"/>
-        </w:rPr>
-        <w:t xml:space="preserve">. </w:t>
-      </w:r>
-      <w:r>
-        <w:rPr>
-          <w:lang w:val="en-GB"/>
-        </w:rPr>
         <w:t xml:space="preserve">He showed sound judgement and learnt to use the wiggle room that small states, powerless in general, could apply to forge compromises and alliances. </w:t>
       </w:r>
       <w:r>
@@ -2522,21 +2456,7 @@
         <w:rPr>
           <w:lang w:val="en-GB"/>
         </w:rPr>
-        <w:t xml:space="preserve">propose peacekeeping forces and arms embargoes to bring to an </w:t>
-      </w:r>
-      <w:proofErr w:type="gramStart"/>
-      <w:r>
-        <w:rPr>
-          <w:lang w:val="en-GB"/>
-        </w:rPr>
-        <w:t>end wars</w:t>
-      </w:r>
-      <w:proofErr w:type="gramEnd"/>
-      <w:r>
-        <w:rPr>
-          <w:lang w:val="en-GB"/>
-        </w:rPr>
-        <w:t xml:space="preserve"> in Latin America, </w:t>
+        <w:t xml:space="preserve">propose peacekeeping forces and arms embargoes to bring to an end wars in Latin America, </w:t>
       </w:r>
       <w:r>
         <w:rPr>
@@ -2608,6 +2528,7 @@
           <w:shd w:val="clear" w:color="auto" w:fill="FFFFFF"/>
           <w:lang w:val="en-GB"/>
         </w:rPr>
+        <w:lastRenderedPageBreak/>
         <w:t xml:space="preserve">Lester’s </w:t>
       </w:r>
       <w:r>
@@ -2728,14 +2649,7 @@
         <w:rPr>
           <w:lang w:val="en-GB"/>
         </w:rPr>
-        <w:t xml:space="preserve"> </w:t>
-      </w:r>
-      <w:r>
-        <w:rPr>
-          <w:lang w:val="en-GB"/>
-        </w:rPr>
-        <w:lastRenderedPageBreak/>
-        <w:t xml:space="preserve">Irish diplomat to serve in an international </w:t>
+        <w:t xml:space="preserve"> Irish diplomat to serve in an international </w:t>
       </w:r>
       <w:r>
         <w:rPr>
@@ -3493,21 +3407,7 @@
         <w:rPr>
           <w:lang w:val="en-GB"/>
         </w:rPr>
-        <w:t xml:space="preserve"> </w:t>
-      </w:r>
-      <w:proofErr w:type="gramStart"/>
-      <w:r>
-        <w:rPr>
-          <w:lang w:val="en-GB"/>
-        </w:rPr>
-        <w:t>Lester</w:t>
-      </w:r>
-      <w:proofErr w:type="gramEnd"/>
-      <w:r>
-        <w:rPr>
-          <w:lang w:val="en-GB"/>
-        </w:rPr>
-        <w:t xml:space="preserve"> and he was eventually toppled, on </w:t>
+        <w:t xml:space="preserve"> Lester and he was eventually toppled, on </w:t>
       </w:r>
       <w:r>
         <w:rPr>
@@ -3672,7 +3572,127 @@
         <w:rPr>
           <w:lang w:val="en-GB"/>
         </w:rPr>
-        <w:t xml:space="preserve">Joseph </w:t>
+        <w:t>Joseph Avenol</w:t>
+      </w:r>
+      <w:r>
+        <w:rPr>
+          <w:lang w:val="en-GB"/>
+        </w:rPr>
+        <w:t>.</w:t>
+      </w:r>
+      <w:r>
+        <w:rPr>
+          <w:lang w:val="en-GB"/>
+        </w:rPr>
+        <w:t xml:space="preserve"> </w:t>
+      </w:r>
+      <w:r>
+        <w:rPr>
+          <w:lang w:val="en-GB"/>
+        </w:rPr>
+        <w:t xml:space="preserve">As Deputy Secretary-General </w:t>
+      </w:r>
+      <w:r>
+        <w:rPr>
+          <w:lang w:val="en-GB"/>
+        </w:rPr>
+        <w:t xml:space="preserve">Lester played a mainly administrative role until the outbreak of the Second World War </w:t>
+      </w:r>
+      <w:r>
+        <w:rPr>
+          <w:lang w:val="en-GB"/>
+        </w:rPr>
+        <w:t xml:space="preserve">in 1939 </w:t>
+      </w:r>
+      <w:r>
+        <w:rPr>
+          <w:lang w:val="en-GB"/>
+        </w:rPr>
+        <w:t>left him responsible for gathering the pieces of the discredited League together</w:t>
+      </w:r>
+      <w:r>
+        <w:rPr>
+          <w:lang w:val="en-GB"/>
+        </w:rPr>
+        <w:t xml:space="preserve"> and assisting in preparing plans for the dispersal of League offices to North America</w:t>
+      </w:r>
+      <w:r>
+        <w:rPr>
+          <w:lang w:val="en-GB"/>
+        </w:rPr>
+        <w:t>.</w:t>
+      </w:r>
+      <w:r>
+        <w:rPr>
+          <w:lang w:val="en-GB"/>
+        </w:rPr>
+        <w:t xml:space="preserve"> </w:t>
+      </w:r>
+      <w:r>
+        <w:rPr>
+          <w:lang w:val="en-GB"/>
+        </w:rPr>
+        <w:t xml:space="preserve">In the summer of 1940, as the Nazis pushed west, </w:t>
+      </w:r>
+      <w:r>
+        <w:rPr>
+          <w:lang w:val="en-GB"/>
+        </w:rPr>
+        <w:t xml:space="preserve">Lester </w:t>
+      </w:r>
+      <w:r>
+        <w:rPr>
+          <w:lang w:val="en-GB"/>
+        </w:rPr>
+        <w:t xml:space="preserve">fought </w:t>
+      </w:r>
+      <w:r>
+        <w:rPr>
+          <w:lang w:val="en-GB"/>
+        </w:rPr>
+        <w:t>another battle.</w:t>
+      </w:r>
+      <w:r>
+        <w:rPr>
+          <w:lang w:val="en-GB"/>
+        </w:rPr>
+        <w:t xml:space="preserve"> </w:t>
+      </w:r>
+      <w:r>
+        <w:rPr>
+          <w:lang w:val="en-GB"/>
+        </w:rPr>
+        <w:t>A</w:t>
+      </w:r>
+      <w:r>
+        <w:rPr>
+          <w:lang w:val="en-GB"/>
+        </w:rPr>
+        <w:t>s Deputy Secretary-</w:t>
+      </w:r>
+      <w:r>
+        <w:rPr>
+          <w:lang w:val="en-GB"/>
+        </w:rPr>
+        <w:t xml:space="preserve">General he </w:t>
+      </w:r>
+      <w:r>
+        <w:rPr>
+          <w:lang w:val="en-GB"/>
+        </w:rPr>
+        <w:t xml:space="preserve">stood up against </w:t>
+      </w:r>
+      <w:r>
+        <w:rPr>
+          <w:lang w:val="en-GB"/>
+        </w:rPr>
+        <w:t>the attempts of Secretary-</w:t>
+      </w:r>
+      <w:r>
+        <w:rPr>
+          <w:lang w:val="en-GB"/>
+        </w:rPr>
+        <w:t xml:space="preserve">General </w:t>
       </w:r>
       <w:proofErr w:type="spellStart"/>
       <w:r>
@@ -3686,6 +3706,139 @@
         <w:rPr>
           <w:lang w:val="en-GB"/>
         </w:rPr>
+        <w:t xml:space="preserve">, who </w:t>
+      </w:r>
+      <w:r>
+        <w:rPr>
+          <w:lang w:val="en-GB"/>
+        </w:rPr>
+        <w:t xml:space="preserve">admired Hitler and Mussolini and </w:t>
+      </w:r>
+      <w:r>
+        <w:rPr>
+          <w:lang w:val="en-GB"/>
+        </w:rPr>
+        <w:t>expected a</w:t>
+      </w:r>
+      <w:r>
+        <w:rPr>
+          <w:lang w:val="en-GB"/>
+        </w:rPr>
+        <w:t>n imminent</w:t>
+      </w:r>
+      <w:r>
+        <w:rPr>
+          <w:lang w:val="en-GB"/>
+        </w:rPr>
+        <w:t xml:space="preserve"> German victory</w:t>
+      </w:r>
+      <w:r>
+        <w:rPr>
+          <w:lang w:val="en-GB"/>
+        </w:rPr>
+        <w:t xml:space="preserve"> with a Europe under German control following</w:t>
+      </w:r>
+      <w:r>
+        <w:rPr>
+          <w:lang w:val="en-GB"/>
+        </w:rPr>
+        <w:t xml:space="preserve">, </w:t>
+      </w:r>
+      <w:r>
+        <w:rPr>
+          <w:lang w:val="en-GB"/>
+        </w:rPr>
+        <w:t xml:space="preserve">first </w:t>
+      </w:r>
+      <w:r>
+        <w:rPr>
+          <w:lang w:val="en-GB"/>
+        </w:rPr>
+        <w:t xml:space="preserve">to </w:t>
+      </w:r>
+      <w:r>
+        <w:rPr>
+          <w:lang w:val="en-GB"/>
+        </w:rPr>
+        <w:t xml:space="preserve">liquidate as much of </w:t>
+      </w:r>
+      <w:r>
+        <w:rPr>
+          <w:lang w:val="en-GB"/>
+        </w:rPr>
+        <w:lastRenderedPageBreak/>
+        <w:t xml:space="preserve">the League as possible and </w:t>
+      </w:r>
+      <w:r>
+        <w:rPr>
+          <w:lang w:val="en-GB"/>
+        </w:rPr>
+        <w:t xml:space="preserve">then to </w:t>
+      </w:r>
+      <w:r>
+        <w:rPr>
+          <w:lang w:val="en-GB"/>
+        </w:rPr>
+        <w:t xml:space="preserve">turn </w:t>
+      </w:r>
+      <w:r>
+        <w:rPr>
+          <w:lang w:val="en-GB"/>
+        </w:rPr>
+        <w:t xml:space="preserve">the </w:t>
+      </w:r>
+      <w:r>
+        <w:rPr>
+          <w:lang w:val="en-GB"/>
+        </w:rPr>
+        <w:t xml:space="preserve">remnants </w:t>
+      </w:r>
+      <w:r>
+        <w:rPr>
+          <w:lang w:val="en-GB"/>
+        </w:rPr>
+        <w:t xml:space="preserve">into a </w:t>
+      </w:r>
+      <w:r>
+        <w:rPr>
+          <w:lang w:val="en-GB"/>
+        </w:rPr>
+        <w:t xml:space="preserve">new </w:t>
+      </w:r>
+      <w:r>
+        <w:rPr>
+          <w:lang w:val="en-GB"/>
+        </w:rPr>
+        <w:t>pro-Axis</w:t>
+      </w:r>
+      <w:r>
+        <w:rPr>
+          <w:lang w:val="en-GB"/>
+        </w:rPr>
+        <w:t xml:space="preserve"> body</w:t>
+      </w:r>
+      <w:r>
+        <w:rPr>
+          <w:lang w:val="en-GB"/>
+        </w:rPr>
+        <w:t xml:space="preserve">, having </w:t>
+      </w:r>
+      <w:r>
+        <w:rPr>
+          <w:lang w:val="en-GB"/>
+        </w:rPr>
+        <w:t>removed</w:t>
+      </w:r>
+      <w:r>
+        <w:rPr>
+          <w:lang w:val="en-GB"/>
+        </w:rPr>
+        <w:t xml:space="preserve"> all European staff</w:t>
+      </w:r>
+      <w:r>
+        <w:rPr>
+          <w:lang w:val="en-GB"/>
+        </w:rPr>
         <w:t>.</w:t>
       </w:r>
       <w:r>
@@ -3698,31 +3851,129 @@
         <w:rPr>
           <w:lang w:val="en-GB"/>
         </w:rPr>
-        <w:t xml:space="preserve">As Deputy Secretary-General </w:t>
-      </w:r>
-      <w:r>
-        <w:rPr>
-          <w:lang w:val="en-GB"/>
-        </w:rPr>
-        <w:t xml:space="preserve">Lester played a mainly administrative role until the outbreak of the Second World War </w:t>
-      </w:r>
-      <w:r>
-        <w:rPr>
-          <w:lang w:val="en-GB"/>
-        </w:rPr>
-        <w:t xml:space="preserve">in 1939 </w:t>
-      </w:r>
-      <w:r>
-        <w:rPr>
-          <w:lang w:val="en-GB"/>
-        </w:rPr>
-        <w:t>left him responsible for gathering the pieces of the discredited League together</w:t>
-      </w:r>
-      <w:r>
-        <w:rPr>
-          <w:lang w:val="en-GB"/>
-        </w:rPr>
-        <w:t xml:space="preserve"> and assisting in preparing plans for the dispersal of League offices to North America</w:t>
+        <w:t>Lester</w:t>
+      </w:r>
+      <w:r>
+        <w:rPr>
+          <w:lang w:val="en-GB"/>
+        </w:rPr>
+        <w:t xml:space="preserve"> wrote </w:t>
+      </w:r>
+      <w:r>
+        <w:rPr>
+          <w:lang w:val="en-GB"/>
+        </w:rPr>
+        <w:t xml:space="preserve">about </w:t>
+      </w:r>
+      <w:proofErr w:type="spellStart"/>
+      <w:r>
+        <w:rPr>
+          <w:lang w:val="en-GB"/>
+        </w:rPr>
+        <w:t>Avenol</w:t>
+      </w:r>
+      <w:proofErr w:type="spellEnd"/>
+      <w:r>
+        <w:rPr>
+          <w:lang w:val="en-GB"/>
+        </w:rPr>
+        <w:t xml:space="preserve"> </w:t>
+      </w:r>
+      <w:r>
+        <w:rPr>
+          <w:lang w:val="en-GB"/>
+        </w:rPr>
+        <w:t>in his diary</w:t>
+      </w:r>
+      <w:r>
+        <w:rPr>
+          <w:lang w:val="en-GB"/>
+        </w:rPr>
+        <w:t>:</w:t>
+      </w:r>
+      <w:r>
+        <w:rPr>
+          <w:lang w:val="en-GB"/>
+        </w:rPr>
+        <w:t xml:space="preserve"> ‘one may put up with pomposity when it is backed by a quick intelligence, but when one has to put up with pompous futility coupled with demoralization,</w:t>
+      </w:r>
+      <w:r>
+        <w:rPr>
+          <w:lang w:val="en-GB"/>
+        </w:rPr>
+        <w:t xml:space="preserve"> the last shred of respect goes</w:t>
+      </w:r>
+      <w:r>
+        <w:rPr>
+          <w:lang w:val="en-GB"/>
+        </w:rPr>
+        <w:t>’</w:t>
+      </w:r>
+      <w:r>
+        <w:rPr>
+          <w:lang w:val="en-GB"/>
+        </w:rPr>
+        <w:t xml:space="preserve"> </w:t>
+      </w:r>
+      <w:r>
+        <w:rPr>
+          <w:lang w:val="en-GB"/>
+        </w:rPr>
+        <w:t>(</w:t>
+      </w:r>
+      <w:r>
+        <w:rPr>
+          <w:lang w:val="en-GB"/>
+        </w:rPr>
+        <w:t>Lester Diary</w:t>
+      </w:r>
+      <w:r>
+        <w:rPr>
+          <w:lang w:val="en-GB"/>
+        </w:rPr>
+        <w:t xml:space="preserve"> 1940</w:t>
+      </w:r>
+      <w:r>
+        <w:rPr>
+          <w:lang w:val="en-GB"/>
+        </w:rPr>
+        <w:t>:</w:t>
+      </w:r>
+      <w:r>
+        <w:rPr>
+          <w:lang w:val="en-GB"/>
+        </w:rPr>
+        <w:t xml:space="preserve"> 436-</w:t>
+      </w:r>
+      <w:r>
+        <w:rPr>
+          <w:lang w:val="en-GB"/>
+        </w:rPr>
+        <w:t>43</w:t>
+      </w:r>
+      <w:r>
+        <w:rPr>
+          <w:lang w:val="en-GB"/>
+        </w:rPr>
+        <w:t xml:space="preserve">7, from a letter from Lester to </w:t>
+      </w:r>
+      <w:r>
+        <w:rPr>
+          <w:lang w:val="en-GB"/>
+        </w:rPr>
+        <w:t xml:space="preserve">Arthur </w:t>
+      </w:r>
+      <w:r>
+        <w:rPr>
+          <w:lang w:val="en-GB"/>
+        </w:rPr>
+        <w:t>Sweetser</w:t>
+      </w:r>
+      <w:r>
+        <w:rPr>
+          <w:lang w:val="en-GB"/>
+        </w:rPr>
+        <w:t>)</w:t>
       </w:r>
       <w:r>
         <w:rPr>
@@ -3734,79 +3985,111 @@
         <w:rPr>
           <w:lang w:val="en-GB"/>
         </w:rPr>
-        <w:t xml:space="preserve"> </w:t>
-      </w:r>
-      <w:r>
-        <w:rPr>
-          <w:lang w:val="en-GB"/>
-        </w:rPr>
-        <w:t xml:space="preserve">In the summer of 1940, as the Nazis pushed west, </w:t>
-      </w:r>
-      <w:r>
-        <w:rPr>
-          <w:lang w:val="en-GB"/>
-        </w:rPr>
-        <w:t xml:space="preserve">Lester </w:t>
-      </w:r>
-      <w:r>
-        <w:rPr>
-          <w:lang w:val="en-GB"/>
-        </w:rPr>
-        <w:t xml:space="preserve">fought </w:t>
-      </w:r>
-      <w:r>
-        <w:rPr>
-          <w:lang w:val="en-GB"/>
-        </w:rPr>
-        <w:t>another battle.</w:t>
-      </w:r>
-      <w:r>
-        <w:rPr>
-          <w:lang w:val="en-GB"/>
-        </w:rPr>
-        <w:t xml:space="preserve"> </w:t>
-      </w:r>
-      <w:r>
-        <w:rPr>
-          <w:lang w:val="en-GB"/>
-        </w:rPr>
-        <w:t>A</w:t>
-      </w:r>
-      <w:r>
-        <w:rPr>
-          <w:lang w:val="en-GB"/>
-        </w:rPr>
-        <w:t>s Deputy Secretary-</w:t>
-      </w:r>
-      <w:r>
-        <w:rPr>
-          <w:lang w:val="en-GB"/>
-        </w:rPr>
-        <w:t xml:space="preserve">General he </w:t>
-      </w:r>
-      <w:r>
-        <w:rPr>
-          <w:lang w:val="en-GB"/>
-        </w:rPr>
-        <w:t xml:space="preserve">stood up against </w:t>
-      </w:r>
-      <w:r>
-        <w:rPr>
-          <w:lang w:val="en-GB"/>
-        </w:rPr>
-        <w:t>the attempts of Secretary-</w:t>
-      </w:r>
-      <w:r>
-        <w:rPr>
-          <w:lang w:val="en-GB"/>
-        </w:rPr>
-        <w:t xml:space="preserve">General </w:t>
+        <w:t xml:space="preserve"> There w</w:t>
+      </w:r>
+      <w:r>
+        <w:rPr>
+          <w:lang w:val="en-GB"/>
+        </w:rPr>
+        <w:t>as no love lost between the two</w:t>
+      </w:r>
+      <w:r>
+        <w:rPr>
+          <w:lang w:val="en-GB"/>
+        </w:rPr>
+        <w:t xml:space="preserve"> </w:t>
+      </w:r>
+      <w:r>
+        <w:rPr>
+          <w:lang w:val="en-GB"/>
+        </w:rPr>
+        <w:t>and their arguments were frequent.</w:t>
+      </w:r>
+      <w:r>
+        <w:rPr>
+          <w:lang w:val="en-GB"/>
+        </w:rPr>
+        <w:t xml:space="preserve"> </w:t>
+      </w:r>
+      <w:r>
+        <w:rPr>
+          <w:lang w:val="en-GB"/>
+        </w:rPr>
+        <w:t xml:space="preserve">Lester also </w:t>
+      </w:r>
+      <w:r>
+        <w:rPr>
+          <w:lang w:val="en-GB"/>
+        </w:rPr>
+        <w:t xml:space="preserve">confided to his diary about </w:t>
       </w:r>
       <w:proofErr w:type="spellStart"/>
       <w:r>
         <w:rPr>
           <w:lang w:val="en-GB"/>
         </w:rPr>
+        <w:t>Avenol’s</w:t>
+      </w:r>
+      <w:proofErr w:type="spellEnd"/>
+      <w:r>
+        <w:rPr>
+          <w:lang w:val="en-GB"/>
+        </w:rPr>
+        <w:t xml:space="preserve"> ‘prima donna temperamental storms; feminine spite and distortion. Funk and failure, mixed with an Indian god’s dignity and </w:t>
+      </w:r>
+      <w:r>
+        <w:rPr>
+          <w:lang w:val="en-GB"/>
+        </w:rPr>
+        <w:t>self-complacent “infallibility”</w:t>
+      </w:r>
+      <w:r>
+        <w:rPr>
+          <w:lang w:val="en-GB"/>
+        </w:rPr>
+        <w:t>’</w:t>
+      </w:r>
+      <w:r>
+        <w:rPr>
+          <w:lang w:val="en-GB"/>
+        </w:rPr>
+        <w:t xml:space="preserve"> </w:t>
+      </w:r>
+      <w:r>
+        <w:rPr>
+          <w:lang w:val="en-GB"/>
+        </w:rPr>
+        <w:t>(Lester Diary</w:t>
+      </w:r>
+      <w:r>
+        <w:rPr>
+          <w:lang w:val="en-GB"/>
+        </w:rPr>
+        <w:t xml:space="preserve"> 1940:</w:t>
+      </w:r>
+      <w:r>
+        <w:rPr>
+          <w:lang w:val="en-GB"/>
+        </w:rPr>
+        <w:t xml:space="preserve"> 442</w:t>
+      </w:r>
+      <w:r>
+        <w:rPr>
+          <w:lang w:val="en-GB"/>
+        </w:rPr>
+        <w:t>)</w:t>
+      </w:r>
+      <w:r>
+        <w:rPr>
+          <w:lang w:val="en-GB"/>
+        </w:rPr>
+        <w:t xml:space="preserve">. He felt </w:t>
+      </w:r>
+      <w:proofErr w:type="spellStart"/>
+      <w:r>
+        <w:rPr>
+          <w:lang w:val="en-GB"/>
+        </w:rPr>
         <w:t>Avenol</w:t>
       </w:r>
       <w:proofErr w:type="spellEnd"/>
@@ -3814,49 +4097,125 @@
         <w:rPr>
           <w:lang w:val="en-GB"/>
         </w:rPr>
-        <w:t xml:space="preserve">, who </w:t>
-      </w:r>
-      <w:r>
-        <w:rPr>
-          <w:lang w:val="en-GB"/>
-        </w:rPr>
-        <w:t xml:space="preserve">admired Hitler and Mussolini and </w:t>
-      </w:r>
-      <w:r>
-        <w:rPr>
-          <w:lang w:val="en-GB"/>
-        </w:rPr>
-        <w:t>expected a</w:t>
-      </w:r>
-      <w:r>
-        <w:rPr>
-          <w:lang w:val="en-GB"/>
-        </w:rPr>
-        <w:t>n imminent</w:t>
-      </w:r>
-      <w:r>
-        <w:rPr>
-          <w:lang w:val="en-GB"/>
-        </w:rPr>
-        <w:t xml:space="preserve"> German victory</w:t>
-      </w:r>
-      <w:r>
-        <w:rPr>
-          <w:lang w:val="en-GB"/>
-        </w:rPr>
-        <w:t xml:space="preserve"> with a Europe under German control following</w:t>
-      </w:r>
-      <w:r>
-        <w:rPr>
-          <w:lang w:val="en-GB"/>
-        </w:rPr>
-        <w:t xml:space="preserve">, </w:t>
-      </w:r>
-      <w:r>
-        <w:rPr>
-          <w:lang w:val="en-GB"/>
-        </w:rPr>
-        <w:t xml:space="preserve">first </w:t>
+        <w:t xml:space="preserve"> had</w:t>
+      </w:r>
+      <w:r>
+        <w:rPr>
+          <w:lang w:val="en-GB"/>
+        </w:rPr>
+        <w:t xml:space="preserve"> acted treasonously t</w:t>
+      </w:r>
+      <w:r>
+        <w:rPr>
+          <w:lang w:val="en-GB"/>
+        </w:rPr>
+        <w:t>oward his position as Secretary-</w:t>
+      </w:r>
+      <w:r>
+        <w:rPr>
+          <w:lang w:val="en-GB"/>
+        </w:rPr>
+        <w:t>General</w:t>
+      </w:r>
+      <w:r>
+        <w:rPr>
+          <w:lang w:val="en-GB"/>
+        </w:rPr>
+        <w:t xml:space="preserve"> and had betrayed the League</w:t>
+      </w:r>
+      <w:r>
+        <w:rPr>
+          <w:lang w:val="en-GB"/>
+        </w:rPr>
+        <w:t>.</w:t>
+      </w:r>
+      <w:r>
+        <w:rPr>
+          <w:lang w:val="en-GB"/>
+        </w:rPr>
+        <w:t xml:space="preserve"> </w:t>
+      </w:r>
+      <w:r>
+        <w:rPr>
+          <w:lang w:val="en-GB"/>
+        </w:rPr>
+        <w:t xml:space="preserve">Though the two men rarely spoke after June 1940, in a battle of wills Lester saw himself as the core </w:t>
+      </w:r>
+      <w:r>
+        <w:rPr>
+          <w:lang w:val="en-GB"/>
+        </w:rPr>
+        <w:t xml:space="preserve">in the Palais des Nations </w:t>
+      </w:r>
+      <w:r>
+        <w:rPr>
+          <w:lang w:val="en-GB"/>
+        </w:rPr>
+        <w:t xml:space="preserve">of Secretariat resistance to </w:t>
+      </w:r>
+      <w:proofErr w:type="spellStart"/>
+      <w:r>
+        <w:rPr>
+          <w:lang w:val="en-GB"/>
+        </w:rPr>
+        <w:t>Avenol’s</w:t>
+      </w:r>
+      <w:proofErr w:type="spellEnd"/>
+      <w:r>
+        <w:rPr>
+          <w:lang w:val="en-GB"/>
+        </w:rPr>
+        <w:t xml:space="preserve"> plans</w:t>
+      </w:r>
+      <w:r>
+        <w:rPr>
+          <w:lang w:val="en-GB"/>
+        </w:rPr>
+        <w:t xml:space="preserve"> to turn the League into a pro-Axis body</w:t>
+      </w:r>
+      <w:r>
+        <w:rPr>
+          <w:lang w:val="en-GB"/>
+        </w:rPr>
+        <w:t xml:space="preserve">. </w:t>
+      </w:r>
+      <w:proofErr w:type="spellStart"/>
+      <w:r>
+        <w:rPr>
+          <w:lang w:val="en-GB"/>
+        </w:rPr>
+        <w:t>Avenol</w:t>
+      </w:r>
+      <w:proofErr w:type="spellEnd"/>
+      <w:r>
+        <w:rPr>
+          <w:lang w:val="en-GB"/>
+        </w:rPr>
+        <w:t xml:space="preserve"> publicly belittled Lester</w:t>
+      </w:r>
+      <w:r>
+        <w:rPr>
+          <w:lang w:val="en-GB"/>
+        </w:rPr>
+        <w:t>, made tantalising offers of the post of Deputy Secretary</w:t>
+      </w:r>
+      <w:r>
+        <w:rPr>
+          <w:lang w:val="en-GB"/>
+        </w:rPr>
+        <w:t>-</w:t>
+      </w:r>
+      <w:r>
+        <w:rPr>
+          <w:lang w:val="en-GB"/>
+        </w:rPr>
+        <w:t>General to others and</w:t>
+      </w:r>
+      <w:r>
+        <w:rPr>
+          <w:lang w:val="en-GB"/>
+        </w:rPr>
+        <w:t xml:space="preserve"> tried to get Lester to resign, or at least </w:t>
       </w:r>
       <w:r>
         <w:rPr>
@@ -3868,103 +4227,7 @@
         <w:rPr>
           <w:lang w:val="en-GB"/>
         </w:rPr>
-        <w:t xml:space="preserve">liquidate as much of the League as possible and </w:t>
-      </w:r>
-      <w:r>
-        <w:rPr>
-          <w:lang w:val="en-GB"/>
-        </w:rPr>
-        <w:t xml:space="preserve">then to </w:t>
-      </w:r>
-      <w:r>
-        <w:rPr>
-          <w:lang w:val="en-GB"/>
-        </w:rPr>
-        <w:t xml:space="preserve">turn </w:t>
-      </w:r>
-      <w:r>
-        <w:rPr>
-          <w:lang w:val="en-GB"/>
-        </w:rPr>
-        <w:t xml:space="preserve">the </w:t>
-      </w:r>
-      <w:r>
-        <w:rPr>
-          <w:lang w:val="en-GB"/>
-        </w:rPr>
-        <w:t xml:space="preserve">remnants </w:t>
-      </w:r>
-      <w:r>
-        <w:rPr>
-          <w:lang w:val="en-GB"/>
-        </w:rPr>
-        <w:t xml:space="preserve">into a </w:t>
-      </w:r>
-      <w:r>
-        <w:rPr>
-          <w:lang w:val="en-GB"/>
-        </w:rPr>
-        <w:t xml:space="preserve">new </w:t>
-      </w:r>
-      <w:r>
-        <w:rPr>
-          <w:lang w:val="en-GB"/>
-        </w:rPr>
-        <w:t>pro-Axis</w:t>
-      </w:r>
-      <w:r>
-        <w:rPr>
-          <w:lang w:val="en-GB"/>
-        </w:rPr>
-        <w:t xml:space="preserve"> body</w:t>
-      </w:r>
-      <w:r>
-        <w:rPr>
-          <w:lang w:val="en-GB"/>
-        </w:rPr>
-        <w:t xml:space="preserve">, having </w:t>
-      </w:r>
-      <w:r>
-        <w:rPr>
-          <w:lang w:val="en-GB"/>
-        </w:rPr>
-        <w:t>removed</w:t>
-      </w:r>
-      <w:r>
-        <w:rPr>
-          <w:lang w:val="en-GB"/>
-        </w:rPr>
-        <w:t xml:space="preserve"> all European staff</w:t>
-      </w:r>
-      <w:r>
-        <w:rPr>
-          <w:lang w:val="en-GB"/>
-        </w:rPr>
-        <w:t>.</w:t>
-      </w:r>
-      <w:r>
-        <w:rPr>
-          <w:lang w:val="en-GB"/>
-        </w:rPr>
-        <w:t xml:space="preserve"> </w:t>
-      </w:r>
-      <w:r>
-        <w:rPr>
-          <w:lang w:val="en-GB"/>
-        </w:rPr>
-        <w:t>Lester</w:t>
-      </w:r>
-      <w:r>
-        <w:rPr>
-          <w:lang w:val="en-GB"/>
-        </w:rPr>
-        <w:t xml:space="preserve"> wrote </w:t>
-      </w:r>
-      <w:r>
-        <w:rPr>
-          <w:lang w:val="en-GB"/>
-        </w:rPr>
-        <w:t xml:space="preserve">about </w:t>
+        <w:t xml:space="preserve">go on extended leave or a mission to the League bodies which had been transferred to North America. </w:t>
       </w:r>
       <w:proofErr w:type="spellStart"/>
       <w:r>
@@ -3978,248 +4241,143 @@
         <w:rPr>
           <w:lang w:val="en-GB"/>
         </w:rPr>
-        <w:t xml:space="preserve"> </w:t>
-      </w:r>
-      <w:r>
-        <w:rPr>
-          <w:lang w:val="en-GB"/>
-        </w:rPr>
-        <w:t>in his diary</w:t>
-      </w:r>
-      <w:r>
-        <w:rPr>
-          <w:lang w:val="en-GB"/>
-        </w:rPr>
-        <w:t>:</w:t>
-      </w:r>
-      <w:r>
-        <w:rPr>
-          <w:lang w:val="en-GB"/>
-        </w:rPr>
-        <w:t xml:space="preserve"> ‘one may put up with pomposity when it is backed by a quick intelligence, but when one </w:t>
+        <w:t xml:space="preserve"> anticipated that Ireland would be banned from the new European order he believed would follow an Axis victory. Lester could not be allowed </w:t>
+      </w:r>
+      <w:r>
+        <w:rPr>
+          <w:lang w:val="en-GB"/>
+        </w:rPr>
+        <w:t xml:space="preserve">to </w:t>
+      </w:r>
+      <w:r>
+        <w:rPr>
+          <w:lang w:val="en-GB"/>
+        </w:rPr>
+        <w:t xml:space="preserve">remain in Geneva. </w:t>
+      </w:r>
+      <w:r>
+        <w:rPr>
+          <w:lang w:val="en-GB"/>
+        </w:rPr>
+        <w:t>Lester refused</w:t>
+      </w:r>
+      <w:r>
+        <w:rPr>
+          <w:lang w:val="en-GB"/>
+        </w:rPr>
+        <w:t xml:space="preserve"> all suggestions and threat</w:t>
+      </w:r>
+      <w:r>
+        <w:rPr>
+          <w:lang w:val="en-GB"/>
+        </w:rPr>
+        <w:t>s</w:t>
+      </w:r>
+      <w:r>
+        <w:rPr>
+          <w:lang w:val="en-GB"/>
+        </w:rPr>
+        <w:t xml:space="preserve"> that he </w:t>
       </w:r>
       <w:proofErr w:type="gramStart"/>
       <w:r>
         <w:rPr>
           <w:lang w:val="en-GB"/>
         </w:rPr>
-        <w:t>has to</w:t>
+        <w:t>leave</w:t>
       </w:r>
       <w:proofErr w:type="gramEnd"/>
       <w:r>
         <w:rPr>
           <w:lang w:val="en-GB"/>
         </w:rPr>
-        <w:t xml:space="preserve"> put up with pompous futility </w:t>
-      </w:r>
-      <w:r>
-        <w:rPr>
-          <w:lang w:val="en-GB"/>
-        </w:rPr>
-        <w:lastRenderedPageBreak/>
-        <w:t>coupled with demoralization,</w:t>
-      </w:r>
-      <w:r>
-        <w:rPr>
-          <w:lang w:val="en-GB"/>
-        </w:rPr>
-        <w:t xml:space="preserve"> the last shred of respect goes</w:t>
-      </w:r>
-      <w:r>
-        <w:rPr>
-          <w:lang w:val="en-GB"/>
-        </w:rPr>
-        <w:t>’</w:t>
-      </w:r>
-      <w:r>
-        <w:rPr>
-          <w:lang w:val="en-GB"/>
-        </w:rPr>
-        <w:t xml:space="preserve"> </w:t>
-      </w:r>
-      <w:r>
-        <w:rPr>
-          <w:lang w:val="en-GB"/>
-        </w:rPr>
-        <w:t>(</w:t>
-      </w:r>
-      <w:r>
-        <w:rPr>
-          <w:lang w:val="en-GB"/>
-        </w:rPr>
-        <w:t>Lester Diary</w:t>
-      </w:r>
-      <w:r>
-        <w:rPr>
-          <w:lang w:val="en-GB"/>
-        </w:rPr>
-        <w:t xml:space="preserve"> 1940</w:t>
-      </w:r>
-      <w:r>
-        <w:rPr>
-          <w:lang w:val="en-GB"/>
-        </w:rPr>
-        <w:t>:</w:t>
-      </w:r>
-      <w:r>
-        <w:rPr>
-          <w:lang w:val="en-GB"/>
-        </w:rPr>
-        <w:t xml:space="preserve"> 436-</w:t>
-      </w:r>
-      <w:r>
-        <w:rPr>
-          <w:lang w:val="en-GB"/>
-        </w:rPr>
-        <w:t>43</w:t>
-      </w:r>
-      <w:r>
-        <w:rPr>
-          <w:lang w:val="en-GB"/>
-        </w:rPr>
-        <w:t xml:space="preserve">7, from a letter from Lester to </w:t>
-      </w:r>
-      <w:r>
-        <w:rPr>
-          <w:lang w:val="en-GB"/>
-        </w:rPr>
-        <w:t xml:space="preserve">Arthur </w:t>
-      </w:r>
-      <w:r>
-        <w:rPr>
-          <w:lang w:val="en-GB"/>
-        </w:rPr>
-        <w:t>Sweetser</w:t>
-      </w:r>
-      <w:r>
-        <w:rPr>
-          <w:lang w:val="en-GB"/>
-        </w:rPr>
-        <w:t>)</w:t>
-      </w:r>
-      <w:r>
-        <w:rPr>
-          <w:lang w:val="en-GB"/>
-        </w:rPr>
-        <w:t>.</w:t>
-      </w:r>
-      <w:r>
-        <w:rPr>
-          <w:lang w:val="en-GB"/>
-        </w:rPr>
-        <w:t xml:space="preserve"> There w</w:t>
-      </w:r>
-      <w:r>
-        <w:rPr>
-          <w:lang w:val="en-GB"/>
-        </w:rPr>
-        <w:t>as no love lost between the two</w:t>
-      </w:r>
-      <w:r>
-        <w:rPr>
-          <w:lang w:val="en-GB"/>
-        </w:rPr>
-        <w:t xml:space="preserve"> </w:t>
-      </w:r>
-      <w:r>
-        <w:rPr>
-          <w:lang w:val="en-GB"/>
-        </w:rPr>
-        <w:t>and their arguments were frequent.</w:t>
-      </w:r>
-      <w:r>
-        <w:rPr>
-          <w:lang w:val="en-GB"/>
-        </w:rPr>
-        <w:t xml:space="preserve"> </w:t>
-      </w:r>
-      <w:r>
-        <w:rPr>
-          <w:lang w:val="en-GB"/>
-        </w:rPr>
-        <w:t xml:space="preserve">Lester also </w:t>
-      </w:r>
-      <w:r>
-        <w:rPr>
-          <w:lang w:val="en-GB"/>
-        </w:rPr>
-        <w:t xml:space="preserve">confided to his diary about </w:t>
+        <w:t xml:space="preserve"> Geneva</w:t>
+      </w:r>
+      <w:r>
+        <w:rPr>
+          <w:lang w:val="en-GB"/>
+        </w:rPr>
+        <w:t>, knowing that any leave or overseas mission would be a permanent removal from Gene</w:t>
+      </w:r>
+      <w:r>
+        <w:rPr>
+          <w:lang w:val="en-GB"/>
+        </w:rPr>
+        <w:t>v</w:t>
+      </w:r>
+      <w:r>
+        <w:rPr>
+          <w:lang w:val="en-GB"/>
+        </w:rPr>
+        <w:t xml:space="preserve">a, allowing </w:t>
       </w:r>
       <w:proofErr w:type="spellStart"/>
       <w:r>
         <w:rPr>
           <w:lang w:val="en-GB"/>
         </w:rPr>
-        <w:t>Avenol’s</w:t>
+        <w:t>Avenol</w:t>
       </w:r>
       <w:proofErr w:type="spellEnd"/>
       <w:r>
         <w:rPr>
           <w:lang w:val="en-GB"/>
         </w:rPr>
-        <w:t xml:space="preserve"> ‘prima donna temperamental </w:t>
-      </w:r>
-      <w:proofErr w:type="gramStart"/>
-      <w:r>
-        <w:rPr>
-          <w:lang w:val="en-GB"/>
-        </w:rPr>
-        <w:t>storms;</w:t>
-      </w:r>
-      <w:proofErr w:type="gramEnd"/>
-      <w:r>
-        <w:rPr>
-          <w:lang w:val="en-GB"/>
-        </w:rPr>
-        <w:t xml:space="preserve"> feminine spite and distortion. Funk and failure, mixed with an Indian god’s dignity and </w:t>
-      </w:r>
-      <w:r>
-        <w:rPr>
-          <w:lang w:val="en-GB"/>
-        </w:rPr>
-        <w:t>self-complacent “infallibility”</w:t>
-      </w:r>
-      <w:r>
-        <w:rPr>
-          <w:lang w:val="en-GB"/>
-        </w:rPr>
-        <w:t>’</w:t>
-      </w:r>
-      <w:r>
-        <w:rPr>
-          <w:lang w:val="en-GB"/>
-        </w:rPr>
-        <w:t xml:space="preserve"> </w:t>
-      </w:r>
-      <w:r>
-        <w:rPr>
-          <w:lang w:val="en-GB"/>
-        </w:rPr>
-        <w:t>(Lester Diary</w:t>
-      </w:r>
-      <w:r>
-        <w:rPr>
-          <w:lang w:val="en-GB"/>
-        </w:rPr>
-        <w:t xml:space="preserve"> 1940:</w:t>
-      </w:r>
-      <w:r>
-        <w:rPr>
-          <w:lang w:val="en-GB"/>
-        </w:rPr>
-        <w:t xml:space="preserve"> 442</w:t>
-      </w:r>
-      <w:r>
-        <w:rPr>
-          <w:lang w:val="en-GB"/>
-        </w:rPr>
-        <w:t>)</w:t>
-      </w:r>
-      <w:r>
-        <w:rPr>
-          <w:lang w:val="en-GB"/>
-        </w:rPr>
-        <w:t xml:space="preserve">. He felt </w:t>
+        <w:t xml:space="preserve"> to continue his plans to run down the Secretariat to a standstill</w:t>
+      </w:r>
+      <w:r>
+        <w:rPr>
+          <w:lang w:val="en-GB"/>
+        </w:rPr>
+        <w:t xml:space="preserve"> before handing it to Vichy France</w:t>
+      </w:r>
+      <w:r>
+        <w:rPr>
+          <w:lang w:val="en-GB"/>
+        </w:rPr>
+        <w:t xml:space="preserve">. </w:t>
+      </w:r>
+      <w:r>
+        <w:rPr>
+          <w:lang w:val="en-GB"/>
+        </w:rPr>
+        <w:t xml:space="preserve">He </w:t>
+      </w:r>
+      <w:r>
+        <w:rPr>
+          <w:lang w:val="en-GB"/>
+        </w:rPr>
+        <w:t xml:space="preserve">stonewalled and </w:t>
+      </w:r>
+      <w:r>
+        <w:rPr>
+          <w:lang w:val="en-GB"/>
+        </w:rPr>
+        <w:t>would not resign</w:t>
+      </w:r>
+      <w:r>
+        <w:rPr>
+          <w:lang w:val="en-GB"/>
+        </w:rPr>
+        <w:t>,</w:t>
+      </w:r>
+      <w:r>
+        <w:rPr>
+          <w:lang w:val="en-GB"/>
+        </w:rPr>
+        <w:t xml:space="preserve"> </w:t>
+      </w:r>
+      <w:r>
+        <w:rPr>
+          <w:lang w:val="en-GB"/>
+        </w:rPr>
+        <w:t xml:space="preserve">writing </w:t>
+      </w:r>
+      <w:r>
+        <w:rPr>
+          <w:lang w:val="en-GB"/>
+        </w:rPr>
+        <w:t xml:space="preserve">to </w:t>
       </w:r>
       <w:proofErr w:type="spellStart"/>
       <w:r>
@@ -4233,310 +4391,8 @@
         <w:rPr>
           <w:lang w:val="en-GB"/>
         </w:rPr>
-        <w:t xml:space="preserve"> had</w:t>
-      </w:r>
-      <w:r>
-        <w:rPr>
-          <w:lang w:val="en-GB"/>
-        </w:rPr>
-        <w:t xml:space="preserve"> acted treasonously t</w:t>
-      </w:r>
-      <w:r>
-        <w:rPr>
-          <w:lang w:val="en-GB"/>
-        </w:rPr>
-        <w:t>oward his position as Secretary-</w:t>
-      </w:r>
-      <w:r>
-        <w:rPr>
-          <w:lang w:val="en-GB"/>
-        </w:rPr>
-        <w:t>General</w:t>
-      </w:r>
-      <w:r>
-        <w:rPr>
-          <w:lang w:val="en-GB"/>
-        </w:rPr>
-        <w:t xml:space="preserve"> and had betrayed the League</w:t>
-      </w:r>
-      <w:r>
-        <w:rPr>
-          <w:lang w:val="en-GB"/>
-        </w:rPr>
-        <w:t>.</w:t>
-      </w:r>
-      <w:r>
-        <w:rPr>
-          <w:lang w:val="en-GB"/>
-        </w:rPr>
-        <w:t xml:space="preserve"> </w:t>
-      </w:r>
-      <w:r>
-        <w:rPr>
-          <w:lang w:val="en-GB"/>
-        </w:rPr>
-        <w:t xml:space="preserve">Though the two men rarely spoke after June 1940, in a battle of wills Lester saw himself as the core </w:t>
-      </w:r>
-      <w:r>
-        <w:rPr>
-          <w:lang w:val="en-GB"/>
-        </w:rPr>
-        <w:t xml:space="preserve">in the Palais des Nations </w:t>
-      </w:r>
-      <w:r>
-        <w:rPr>
-          <w:lang w:val="en-GB"/>
-        </w:rPr>
-        <w:t xml:space="preserve">of Secretariat resistance to </w:t>
-      </w:r>
-      <w:proofErr w:type="spellStart"/>
-      <w:r>
-        <w:rPr>
-          <w:lang w:val="en-GB"/>
-        </w:rPr>
-        <w:t>Avenol’s</w:t>
-      </w:r>
-      <w:proofErr w:type="spellEnd"/>
-      <w:r>
-        <w:rPr>
-          <w:lang w:val="en-GB"/>
-        </w:rPr>
-        <w:t xml:space="preserve"> plans</w:t>
-      </w:r>
-      <w:r>
-        <w:rPr>
-          <w:lang w:val="en-GB"/>
-        </w:rPr>
-        <w:t xml:space="preserve"> to turn the League into a pro-Axis body</w:t>
-      </w:r>
-      <w:r>
-        <w:rPr>
-          <w:lang w:val="en-GB"/>
-        </w:rPr>
-        <w:t xml:space="preserve">. </w:t>
-      </w:r>
-      <w:proofErr w:type="spellStart"/>
-      <w:r>
-        <w:rPr>
-          <w:lang w:val="en-GB"/>
-        </w:rPr>
-        <w:t>Avenol</w:t>
-      </w:r>
-      <w:proofErr w:type="spellEnd"/>
-      <w:r>
-        <w:rPr>
-          <w:lang w:val="en-GB"/>
-        </w:rPr>
-        <w:t xml:space="preserve"> publicly belittled Lester</w:t>
-      </w:r>
-      <w:r>
-        <w:rPr>
-          <w:lang w:val="en-GB"/>
-        </w:rPr>
-        <w:t>, made tantalising offers of the post of Deputy Secretary</w:t>
-      </w:r>
-      <w:r>
-        <w:rPr>
-          <w:lang w:val="en-GB"/>
-        </w:rPr>
-        <w:t>-</w:t>
-      </w:r>
-      <w:r>
-        <w:rPr>
-          <w:lang w:val="en-GB"/>
-        </w:rPr>
-        <w:t>General to others and</w:t>
-      </w:r>
-      <w:r>
-        <w:rPr>
-          <w:lang w:val="en-GB"/>
-        </w:rPr>
-        <w:t xml:space="preserve"> tried to get Lester to resign, or at least </w:t>
-      </w:r>
-      <w:r>
-        <w:rPr>
-          <w:lang w:val="en-GB"/>
-        </w:rPr>
-        <w:t xml:space="preserve">to </w:t>
-      </w:r>
-      <w:r>
-        <w:rPr>
-          <w:lang w:val="en-GB"/>
-        </w:rPr>
-        <w:t xml:space="preserve">go on extended leave or a mission to the League bodies which had been transferred to North America. </w:t>
-      </w:r>
-      <w:proofErr w:type="spellStart"/>
-      <w:r>
-        <w:rPr>
-          <w:lang w:val="en-GB"/>
-        </w:rPr>
-        <w:t>Avenol</w:t>
-      </w:r>
-      <w:proofErr w:type="spellEnd"/>
-      <w:r>
-        <w:rPr>
-          <w:lang w:val="en-GB"/>
-        </w:rPr>
-        <w:t xml:space="preserve"> anticipated that Ireland would be banned from the new European order he believed would follow an Axis victory. Lester could not be allowed </w:t>
-      </w:r>
-      <w:r>
-        <w:rPr>
-          <w:lang w:val="en-GB"/>
-        </w:rPr>
-        <w:t xml:space="preserve">to </w:t>
-      </w:r>
-      <w:r>
-        <w:rPr>
-          <w:lang w:val="en-GB"/>
-        </w:rPr>
-        <w:t xml:space="preserve">remain in Geneva. </w:t>
-      </w:r>
-      <w:r>
-        <w:rPr>
-          <w:lang w:val="en-GB"/>
-        </w:rPr>
-        <w:t>Lester refused</w:t>
-      </w:r>
-      <w:r>
-        <w:rPr>
-          <w:lang w:val="en-GB"/>
-        </w:rPr>
-        <w:t xml:space="preserve"> all suggestions and threat</w:t>
-      </w:r>
-      <w:r>
-        <w:rPr>
-          <w:lang w:val="en-GB"/>
-        </w:rPr>
-        <w:t>s</w:t>
-      </w:r>
-      <w:r>
-        <w:rPr>
-          <w:lang w:val="en-GB"/>
-        </w:rPr>
-        <w:t xml:space="preserve"> that he </w:t>
-      </w:r>
-      <w:proofErr w:type="gramStart"/>
-      <w:r>
-        <w:rPr>
-          <w:lang w:val="en-GB"/>
-        </w:rPr>
-        <w:t>leave</w:t>
-      </w:r>
-      <w:proofErr w:type="gramEnd"/>
-      <w:r>
-        <w:rPr>
-          <w:lang w:val="en-GB"/>
-        </w:rPr>
-        <w:t xml:space="preserve"> Geneva</w:t>
-      </w:r>
-      <w:r>
-        <w:rPr>
-          <w:lang w:val="en-GB"/>
-        </w:rPr>
-        <w:t>, knowing that any leave or overseas mission would be a permanent removal from Gene</w:t>
-      </w:r>
-      <w:r>
-        <w:rPr>
-          <w:lang w:val="en-GB"/>
-        </w:rPr>
-        <w:t>v</w:t>
-      </w:r>
-      <w:r>
-        <w:rPr>
-          <w:lang w:val="en-GB"/>
-        </w:rPr>
-        <w:t xml:space="preserve">a, allowing </w:t>
-      </w:r>
-      <w:proofErr w:type="spellStart"/>
-      <w:r>
-        <w:rPr>
-          <w:lang w:val="en-GB"/>
-        </w:rPr>
-        <w:t>Avenol</w:t>
-      </w:r>
-      <w:proofErr w:type="spellEnd"/>
-      <w:r>
-        <w:rPr>
-          <w:lang w:val="en-GB"/>
-        </w:rPr>
-        <w:t xml:space="preserve"> to continue his plans to run down the Secretariat to a standstill</w:t>
-      </w:r>
-      <w:r>
-        <w:rPr>
-          <w:lang w:val="en-GB"/>
-        </w:rPr>
-        <w:t xml:space="preserve"> before handing it to Vichy France</w:t>
-      </w:r>
-      <w:r>
-        <w:rPr>
-          <w:lang w:val="en-GB"/>
-        </w:rPr>
-        <w:t xml:space="preserve">. </w:t>
-      </w:r>
-      <w:r>
-        <w:rPr>
-          <w:lang w:val="en-GB"/>
-        </w:rPr>
-        <w:t xml:space="preserve">He </w:t>
-      </w:r>
-      <w:r>
-        <w:rPr>
-          <w:lang w:val="en-GB"/>
-        </w:rPr>
-        <w:t xml:space="preserve">stonewalled and </w:t>
-      </w:r>
-      <w:r>
-        <w:rPr>
-          <w:lang w:val="en-GB"/>
-        </w:rPr>
-        <w:t>would not resign</w:t>
-      </w:r>
-      <w:r>
-        <w:rPr>
-          <w:lang w:val="en-GB"/>
-        </w:rPr>
-        <w:t>,</w:t>
-      </w:r>
-      <w:r>
-        <w:rPr>
-          <w:lang w:val="en-GB"/>
-        </w:rPr>
-        <w:t xml:space="preserve"> </w:t>
-      </w:r>
-      <w:r>
-        <w:rPr>
-          <w:lang w:val="en-GB"/>
-        </w:rPr>
-        <w:t xml:space="preserve">writing </w:t>
-      </w:r>
-      <w:r>
-        <w:rPr>
-          <w:lang w:val="en-GB"/>
-        </w:rPr>
-        <w:t xml:space="preserve">to </w:t>
-      </w:r>
-      <w:proofErr w:type="spellStart"/>
-      <w:r>
-        <w:rPr>
-          <w:lang w:val="en-GB"/>
-        </w:rPr>
-        <w:t>Avenol</w:t>
-      </w:r>
-      <w:proofErr w:type="spellEnd"/>
-      <w:r>
-        <w:rPr>
-          <w:lang w:val="en-GB"/>
-        </w:rPr>
-        <w:t xml:space="preserve"> teasingly: ‘I wish therefore to assure you that you may count on my full determination not to desert my post as long as I feel convinced there is a duty to be done’ (</w:t>
-      </w:r>
-      <w:proofErr w:type="spellStart"/>
-      <w:r>
-        <w:rPr>
-          <w:lang w:val="en-GB"/>
-        </w:rPr>
-        <w:t>Gageby</w:t>
-      </w:r>
-      <w:proofErr w:type="spellEnd"/>
+        <w:t xml:space="preserve"> teasingly: ‘I wish therefore to assure you that you may count on my full determination not to desert my post as long as I feel convinced there is a duty to be done’ (Gageby</w:t>
+      </w:r>
       <w:r>
         <w:rPr>
           <w:lang w:val="en-GB"/>
@@ -5396,16 +5252,8 @@
         <w:rPr>
           <w:lang w:val="en-GB"/>
         </w:rPr>
-        <w:t>(</w:t>
-      </w:r>
-      <w:proofErr w:type="spellStart"/>
-      <w:r>
-        <w:rPr>
-          <w:lang w:val="en-GB"/>
-        </w:rPr>
-        <w:t>Gageby</w:t>
-      </w:r>
-      <w:proofErr w:type="spellEnd"/>
+        <w:t>(Gageby</w:t>
+      </w:r>
       <w:r>
         <w:rPr>
           <w:lang w:val="en-GB"/>
@@ -5494,7 +5342,14 @@
         <w:rPr>
           <w:lang w:val="en-GB"/>
         </w:rPr>
-        <w:t xml:space="preserve"> and in 1945 he handed over the remains of the League to the Allies, ensuring continuity between the League and </w:t>
+        <w:t xml:space="preserve"> and in 1945 he handed over the remains of the </w:t>
+      </w:r>
+      <w:r>
+        <w:rPr>
+          <w:lang w:val="en-GB"/>
+        </w:rPr>
+        <w:lastRenderedPageBreak/>
+        <w:t xml:space="preserve">League to the Allies, ensuring continuity between the League and </w:t>
       </w:r>
       <w:r>
         <w:rPr>
@@ -5578,15 +5433,7 @@
           <w:bCs/>
           <w:lang w:val="en-GB"/>
         </w:rPr>
-        <w:t xml:space="preserve">its technical </w:t>
-      </w:r>
-      <w:r>
-        <w:rPr>
-          <w:bCs/>
-          <w:lang w:val="en-GB"/>
-        </w:rPr>
-        <w:lastRenderedPageBreak/>
-        <w:t>organiz</w:t>
+        <w:t>its technical organiz</w:t>
       </w:r>
       <w:r>
         <w:rPr>
@@ -5984,7 +5831,21 @@
         <w:rPr>
           <w:lang w:val="en-GB"/>
         </w:rPr>
-        <w:t xml:space="preserve"> the Permanent Norwegian-Swiss Conciliation C</w:t>
+        <w:t xml:space="preserve"> the Permanent </w:t>
+      </w:r>
+      <w:proofErr w:type="gramStart"/>
+      <w:r>
+        <w:rPr>
+          <w:lang w:val="en-GB"/>
+        </w:rPr>
+        <w:t>Norwegian-Swiss</w:t>
+      </w:r>
+      <w:proofErr w:type="gramEnd"/>
+      <w:r>
+        <w:rPr>
+          <w:lang w:val="en-GB"/>
+        </w:rPr>
+        <w:t xml:space="preserve"> Conciliation C</w:t>
       </w:r>
       <w:r>
         <w:rPr>
@@ -6175,79 +6036,65 @@
         <w:rPr>
           <w:lang w:val="en-GB"/>
         </w:rPr>
-        <w:t xml:space="preserve">To British Foreign Secretary Anthony Eden, Lester was ‘an Irishman with gentle manners but a firm will’ (McNamara 2009: 103). To Eden’s contemporary, journalist Elizabeth </w:t>
+        <w:t>To British Foreign Secretary Anthony Eden, Lester was ‘an Irishman with gentle manners but a firm will’ (McNamara 2009: 103). To Eden’s contemporary, journalist Elizabeth Wiskemann, Lester was ‘a man of integrity and warmth [who] endured vexation verging on persecution for the sake of the League of Nations, or perhaps just for the sake of decency’ (</w:t>
+      </w:r>
+      <w:r>
+        <w:rPr>
+          <w:lang w:val="en-GB"/>
+        </w:rPr>
+        <w:t xml:space="preserve">quoted in </w:t>
+      </w:r>
+      <w:r>
+        <w:rPr>
+          <w:lang w:val="en-GB"/>
+        </w:rPr>
+        <w:t xml:space="preserve">McNamara 2009: 109). </w:t>
+      </w:r>
+      <w:r>
+        <w:rPr>
+          <w:rFonts w:cs="Times New Roman"/>
+          <w:lang w:val="en-GB"/>
+        </w:rPr>
+        <w:t xml:space="preserve">His greatest legacy </w:t>
+      </w:r>
+      <w:r>
+        <w:rPr>
+          <w:rFonts w:cs="Times New Roman"/>
+          <w:lang w:val="en-GB"/>
+        </w:rPr>
+        <w:t>to international organiz</w:t>
+      </w:r>
+      <w:r>
+        <w:rPr>
+          <w:rFonts w:cs="Times New Roman"/>
+          <w:lang w:val="en-GB"/>
+        </w:rPr>
+        <w:t>ation and democracy is that his determination</w:t>
+      </w:r>
+      <w:r>
+        <w:rPr>
+          <w:lang w:val="en-GB"/>
+        </w:rPr>
+        <w:t xml:space="preserve"> saved the League from </w:t>
       </w:r>
       <w:proofErr w:type="spellStart"/>
       <w:r>
         <w:rPr>
           <w:lang w:val="en-GB"/>
         </w:rPr>
-        <w:t>Wiskemann</w:t>
+        <w:t>Avenol</w:t>
+      </w:r>
+      <w:r>
+        <w:rPr>
+          <w:lang w:val="en-GB"/>
+        </w:rPr>
+        <w:t>’s</w:t>
       </w:r>
       <w:proofErr w:type="spellEnd"/>
       <w:r>
         <w:rPr>
           <w:lang w:val="en-GB"/>
         </w:rPr>
-        <w:t>, Lester was ‘a man of integrity and warmth [who] endured vexation verging on persecution for the sake of the League of Nations, or perhaps just for the sake of decency’ (</w:t>
-      </w:r>
-      <w:r>
-        <w:rPr>
-          <w:lang w:val="en-GB"/>
-        </w:rPr>
-        <w:t xml:space="preserve">quoted in </w:t>
-      </w:r>
-      <w:r>
-        <w:rPr>
-          <w:lang w:val="en-GB"/>
-        </w:rPr>
-        <w:t xml:space="preserve">McNamara 2009: 109). </w:t>
-      </w:r>
-      <w:r>
-        <w:rPr>
-          <w:rFonts w:cs="Times New Roman"/>
-          <w:lang w:val="en-GB"/>
-        </w:rPr>
-        <w:t xml:space="preserve">His greatest legacy </w:t>
-      </w:r>
-      <w:r>
-        <w:rPr>
-          <w:rFonts w:cs="Times New Roman"/>
-          <w:lang w:val="en-GB"/>
-        </w:rPr>
-        <w:t>to international organiz</w:t>
-      </w:r>
-      <w:r>
-        <w:rPr>
-          <w:rFonts w:cs="Times New Roman"/>
-          <w:lang w:val="en-GB"/>
-        </w:rPr>
-        <w:t>ation and democracy is that his determination</w:t>
-      </w:r>
-      <w:r>
-        <w:rPr>
-          <w:lang w:val="en-GB"/>
-        </w:rPr>
-        <w:t xml:space="preserve"> saved the League from </w:t>
-      </w:r>
-      <w:proofErr w:type="spellStart"/>
-      <w:r>
-        <w:rPr>
-          <w:lang w:val="en-GB"/>
-        </w:rPr>
-        <w:t>Avenol</w:t>
-      </w:r>
-      <w:r>
-        <w:rPr>
-          <w:lang w:val="en-GB"/>
-        </w:rPr>
-        <w:t>’s</w:t>
-      </w:r>
-      <w:proofErr w:type="spellEnd"/>
-      <w:r>
-        <w:rPr>
-          <w:lang w:val="en-GB"/>
-        </w:rPr>
         <w:t xml:space="preserve"> </w:t>
       </w:r>
       <w:r>
@@ -6584,7 +6431,14 @@
         <w:rPr>
           <w:lang w:val="en-GB"/>
         </w:rPr>
-        <w:t>minute television documentary on his life and achievements was aired on Irish television.</w:t>
+        <w:t xml:space="preserve">minute television documentary </w:t>
+      </w:r>
+      <w:r>
+        <w:rPr>
+          <w:lang w:val="en-GB"/>
+        </w:rPr>
+        <w:lastRenderedPageBreak/>
+        <w:t>on his life and achievements was aired on Irish television.</w:t>
       </w:r>
       <w:r>
         <w:rPr>
@@ -6688,7 +6542,6 @@
           <w:color w:val="000000"/>
           <w:lang w:val="en-GB"/>
         </w:rPr>
-        <w:lastRenderedPageBreak/>
         <w:t>ARCHIVES</w:t>
       </w:r>
       <w:r>
@@ -6723,7 +6576,25 @@
           <w:color w:val="000000"/>
           <w:lang w:val="en-GB"/>
         </w:rPr>
-        <w:t xml:space="preserve"> a number of archives</w:t>
+        <w:t xml:space="preserve"> </w:t>
+      </w:r>
+      <w:proofErr w:type="gramStart"/>
+      <w:r>
+        <w:rPr>
+          <w:rFonts w:eastAsiaTheme="minorHAnsi" w:cs="Times New Roman"/>
+          <w:color w:val="000000"/>
+          <w:lang w:val="en-GB"/>
+        </w:rPr>
+        <w:t>a number of</w:t>
+      </w:r>
+      <w:proofErr w:type="gramEnd"/>
+      <w:r>
+        <w:rPr>
+          <w:rFonts w:eastAsiaTheme="minorHAnsi" w:cs="Times New Roman"/>
+          <w:color w:val="000000"/>
+          <w:lang w:val="en-GB"/>
+        </w:rPr>
+        <w:t xml:space="preserve"> archives</w:t>
       </w:r>
       <w:r>
         <w:rPr>
@@ -6821,7 +6692,7 @@
         </w:rPr>
         <w:t xml:space="preserve">and available online at </w:t>
       </w:r>
-      <w:hyperlink r:id="rId12" w:history="1">
+      <w:hyperlink r:id="rId11" w:history="1">
         <w:r>
           <w:rPr>
             <w:rStyle w:val="Hyperlink"/>
@@ -6861,7 +6732,7 @@
         </w:rPr>
         <w:t xml:space="preserve">ee </w:t>
       </w:r>
-      <w:hyperlink r:id="rId13" w:history="1">
+      <w:hyperlink r:id="rId12" w:history="1">
         <w:r>
           <w:rPr>
             <w:rStyle w:val="Hyperlink"/>
@@ -6913,7 +6784,7 @@
         </w:rPr>
         <w:t xml:space="preserve">ee </w:t>
       </w:r>
-      <w:hyperlink r:id="rId14" w:history="1">
+      <w:hyperlink r:id="rId13" w:history="1">
         <w:r>
           <w:rPr>
             <w:rStyle w:val="Hyperlink"/>
@@ -7259,25 +7130,7 @@
           <w:color w:val="000000" w:themeColor="text1"/>
           <w:lang w:val="en-GB"/>
         </w:rPr>
-        <w:t xml:space="preserve">F. </w:t>
-      </w:r>
-      <w:proofErr w:type="spellStart"/>
-      <w:r>
-        <w:rPr>
-          <w:rFonts w:cs="Times New Roman"/>
-          <w:color w:val="000000" w:themeColor="text1"/>
-          <w:lang w:val="en-GB"/>
-        </w:rPr>
-        <w:t>Prill</w:t>
-      </w:r>
-      <w:proofErr w:type="spellEnd"/>
-      <w:r>
-        <w:rPr>
-          <w:rFonts w:cs="Times New Roman"/>
-          <w:color w:val="000000" w:themeColor="text1"/>
-          <w:lang w:val="en-GB"/>
-        </w:rPr>
-        <w:t xml:space="preserve">, ‘Seán Lester: High </w:t>
+        <w:t xml:space="preserve">F. Prill, ‘Seán Lester: High </w:t>
       </w:r>
       <w:r>
         <w:rPr>
@@ -7343,27 +7196,7 @@
           <w:color w:val="000000" w:themeColor="text1"/>
           <w:lang w:val="en-GB"/>
         </w:rPr>
-        <w:t xml:space="preserve">Betrayal from Within: Joseph </w:t>
-      </w:r>
-      <w:proofErr w:type="spellStart"/>
-      <w:r>
-        <w:rPr>
-          <w:rFonts w:eastAsiaTheme="minorHAnsi" w:cs="Times New Roman"/>
-          <w:i/>
-          <w:color w:val="000000" w:themeColor="text1"/>
-          <w:lang w:val="en-GB"/>
-        </w:rPr>
-        <w:t>Avenol</w:t>
-      </w:r>
-      <w:proofErr w:type="spellEnd"/>
-      <w:r>
-        <w:rPr>
-          <w:rFonts w:eastAsiaTheme="minorHAnsi" w:cs="Times New Roman"/>
-          <w:i/>
-          <w:color w:val="000000" w:themeColor="text1"/>
-          <w:lang w:val="en-GB"/>
-        </w:rPr>
-        <w:t>, Secretary-General of the League of Nations, 1933-1940</w:t>
+        <w:t>Betrayal from Within: Joseph Avenol, Secretary-General of the League of Nations, 1933-1940</w:t>
       </w:r>
       <w:r>
         <w:rPr>
@@ -7379,25 +7212,7 @@
           <w:color w:val="000000" w:themeColor="text1"/>
           <w:lang w:val="en-GB"/>
         </w:rPr>
-        <w:t xml:space="preserve">A.W. </w:t>
-      </w:r>
-      <w:proofErr w:type="spellStart"/>
-      <w:r>
-        <w:rPr>
-          <w:rFonts w:cs="Times New Roman"/>
-          <w:color w:val="000000" w:themeColor="text1"/>
-          <w:lang w:val="en-GB"/>
-        </w:rPr>
-        <w:t>Rovine</w:t>
-      </w:r>
-      <w:proofErr w:type="spellEnd"/>
-      <w:r>
-        <w:rPr>
-          <w:rFonts w:cs="Times New Roman"/>
-          <w:color w:val="000000" w:themeColor="text1"/>
-          <w:lang w:val="en-GB"/>
-        </w:rPr>
-        <w:t xml:space="preserve">, </w:t>
+        <w:t xml:space="preserve">A.W. Rovine, </w:t>
       </w:r>
       <w:r>
         <w:rPr>
@@ -8122,25 +7937,7 @@
           <w:color w:val="000000" w:themeColor="text1"/>
           <w:lang w:val="en-GB"/>
         </w:rPr>
-        <w:t xml:space="preserve"> </w:t>
-      </w:r>
-      <w:proofErr w:type="spellStart"/>
-      <w:r>
-        <w:rPr>
-          <w:rFonts w:cs="Times New Roman"/>
-          <w:color w:val="000000" w:themeColor="text1"/>
-          <w:lang w:val="en-GB"/>
-        </w:rPr>
-        <w:t>Gageby</w:t>
-      </w:r>
-      <w:proofErr w:type="spellEnd"/>
-      <w:r>
-        <w:rPr>
-          <w:rFonts w:cs="Times New Roman"/>
-          <w:color w:val="000000" w:themeColor="text1"/>
-          <w:lang w:val="en-GB"/>
-        </w:rPr>
-        <w:t xml:space="preserve">, </w:t>
+        <w:t xml:space="preserve"> Gageby, </w:t>
       </w:r>
       <w:r>
         <w:rPr>
@@ -8293,7 +8090,7 @@
         </w:rPr>
         <w:t xml:space="preserve"> </w:t>
       </w:r>
-      <w:hyperlink r:id="rId15" w:history="1">
+      <w:hyperlink r:id="rId14" w:history="1">
         <w:r>
           <w:rPr>
             <w:rStyle w:val="Hyperlink"/>
@@ -8407,7 +8204,7 @@
         </w:rPr>
         <w:t xml:space="preserve">, available at </w:t>
       </w:r>
-      <w:hyperlink r:id="rId16" w:history="1">
+      <w:hyperlink r:id="rId15" w:history="1">
         <w:r>
           <w:rPr>
             <w:rStyle w:val="Hyperlink"/>
@@ -8647,6 +8444,7 @@
           <w:color w:val="000000"/>
           <w:lang w:val="en-GB"/>
         </w:rPr>
+        <w:lastRenderedPageBreak/>
         <w:t>Michael Kennedy, ‘Lester, John Ernest’</w:t>
       </w:r>
       <w:r>
@@ -8667,7 +8465,7 @@
       <w:r>
         <w:t xml:space="preserve">Eisenberg, </w:t>
       </w:r>
-      <w:hyperlink r:id="rId17" w:history="1">
+      <w:hyperlink r:id="rId16" w:history="1">
         <w:r>
           <w:rPr>
             <w:rStyle w:val="Hyperlink"/>
@@ -8684,8 +8482,8 @@
       </w:r>
     </w:p>
     <w:sectPr>
-      <w:headerReference w:type="default" r:id="rId18"/>
-      <w:footerReference w:type="default" r:id="rId19"/>
+      <w:headerReference w:type="default" r:id="rId17"/>
+      <w:footerReference w:type="default" r:id="rId18"/>
       <w:pgSz w:w="11906" w:h="16838"/>
       <w:pgMar w:top="1418" w:right="1418" w:bottom="1418" w:left="1418" w:header="709" w:footer="709" w:gutter="0"/>
       <w:cols w:space="720"/>
@@ -8696,7 +8494,7 @@
 </file>
 
 <file path=word/endnotes.xml><?xml version="1.0" encoding="utf-8"?>
-<w:endnotes xmlns:wpc="http://schemas.microsoft.com/office/word/2010/wordprocessingCanvas" xmlns:cx="http://schemas.microsoft.com/office/drawing/2014/chartex" xmlns:cx1="http://schemas.microsoft.com/office/drawing/2015/9/8/chartex" xmlns:cx2="http://schemas.microsoft.com/office/drawing/2015/10/21/chartex" xmlns:cx3="http://schemas.microsoft.com/office/drawing/2016/5/9/chartex" xmlns:cx4="http://schemas.microsoft.com/office/drawing/2016/5/10/chartex" xmlns:cx5="http://schemas.microsoft.com/office/drawing/2016/5/11/chartex" xmlns:cx6="http://schemas.microsoft.com/office/drawing/2016/5/12/chartex" xmlns:cx7="http://schemas.microsoft.com/office/drawing/2016/5/13/chartex" xmlns:cx8="http://schemas.microsoft.com/office/drawing/2016/5/14/chartex" xmlns:mc="http://schemas.openxmlformats.org/markup-compatibility/2006" xmlns:aink="http://schemas.microsoft.com/office/drawing/2016/ink" xmlns:am3d="http://schemas.microsoft.com/office/drawing/2017/model3d" xmlns:o="urn:schemas-microsoft-com:office:office" xmlns:oel="http://schemas.microsoft.com/office/2019/extlst" xmlns:r="http://schemas.openxmlformats.org/officeDocument/2006/relationships" xmlns:m="http://schemas.openxmlformats.org/officeDocument/2006/math" xmlns:v="urn:schemas-microsoft-com:vml" xmlns:wp14="http://schemas.microsoft.com/office/word/2010/wordprocessingDrawing" xmlns:wp="http://schemas.openxmlformats.org/drawingml/2006/wordprocessingDrawing" xmlns:w10="urn:schemas-microsoft-com:office:word" xmlns:w="http://schemas.openxmlformats.org/wordprocessingml/2006/main" xmlns:w14="http://schemas.microsoft.com/office/word/2010/wordml" xmlns:w15="http://schemas.microsoft.com/office/word/2012/wordml" xmlns:w16cex="http://schemas.microsoft.com/office/word/2018/wordml/cex" xmlns:w16cid="http://schemas.microsoft.com/office/word/2016/wordml/cid" xmlns:w16="http://schemas.microsoft.com/office/word/2018/wordml" xmlns:w16du="http://schemas.microsoft.com/office/word/2023/wordml/word16du" xmlns:w16sdtdh="http://schemas.microsoft.com/office/word/2020/wordml/sdtdatahash" xmlns:w16sdtfl="http://schemas.microsoft.com/office/word/2024/wordml/sdtformatlock" xmlns:w16se="http://schemas.microsoft.com/office/word/2015/wordml/symex" xmlns:wpg="http://schemas.microsoft.com/office/word/2010/wordprocessingGroup" xmlns:wpi="http://schemas.microsoft.com/office/word/2010/wordprocessingInk" xmlns:wne="http://schemas.microsoft.com/office/word/2006/wordml" xmlns:wps="http://schemas.microsoft.com/office/word/2010/wordprocessingShape" mc:Ignorable="w14 w15 w16se w16cid w16 w16cex w16sdtdh w16sdtfl w16du wp14">
+<w:endnotes xmlns:wpc="http://schemas.microsoft.com/office/word/2010/wordprocessingCanvas" xmlns:cx="http://schemas.microsoft.com/office/drawing/2014/chartex" xmlns:cx1="http://schemas.microsoft.com/office/drawing/2015/9/8/chartex" xmlns:cx2="http://schemas.microsoft.com/office/drawing/2015/10/21/chartex" xmlns:cx3="http://schemas.microsoft.com/office/drawing/2016/5/9/chartex" xmlns:cx4="http://schemas.microsoft.com/office/drawing/2016/5/10/chartex" xmlns:cx5="http://schemas.microsoft.com/office/drawing/2016/5/11/chartex" xmlns:cx6="http://schemas.microsoft.com/office/drawing/2016/5/12/chartex" xmlns:cx7="http://schemas.microsoft.com/office/drawing/2016/5/13/chartex" xmlns:cx8="http://schemas.microsoft.com/office/drawing/2016/5/14/chartex" xmlns:mc="http://schemas.openxmlformats.org/markup-compatibility/2006" xmlns:m="http://schemas.openxmlformats.org/officeDocument/2006/math" xmlns:aink="http://schemas.microsoft.com/office/drawing/2016/ink" xmlns:am3d="http://schemas.microsoft.com/office/drawing/2017/model3d" xmlns:oel="http://schemas.microsoft.com/office/2019/extlst" xmlns:r="http://schemas.openxmlformats.org/officeDocument/2006/relationships" xmlns:wp14="http://schemas.microsoft.com/office/word/2010/wordprocessingDrawing" xmlns:wp="http://schemas.openxmlformats.org/drawingml/2006/wordprocessingDrawing" xmlns:wpg="http://schemas.microsoft.com/office/word/2010/wordprocessingGroup" xmlns:wpi="http://schemas.microsoft.com/office/word/2010/wordprocessingInk" xmlns:wps="http://schemas.microsoft.com/office/word/2010/wordprocessingShape" xmlns:o="urn:schemas-microsoft-com:office:office" xmlns:v="urn:schemas-microsoft-com:vml" xmlns:w10="urn:schemas-microsoft-com:office:word" xmlns:w="http://schemas.openxmlformats.org/wordprocessingml/2006/main" xmlns:w14="http://schemas.microsoft.com/office/word/2010/wordml" xmlns:w15="http://schemas.microsoft.com/office/word/2012/wordml" xmlns:w16cei="http://schemas.microsoft.com/office/word/2026/wordml/cei" xmlns:w16cex="http://schemas.microsoft.com/office/word/2018/wordml/cex" xmlns:w16cid="http://schemas.microsoft.com/office/word/2016/wordml/cid" xmlns:w16="http://schemas.microsoft.com/office/word/2018/wordml" xmlns:w16sdtdh="http://schemas.microsoft.com/office/word/2020/wordml/sdtdatahash" xmlns:w16sdtfl="http://schemas.microsoft.com/office/word/2024/wordml/sdtformatlock" xmlns:w16se="http://schemas.microsoft.com/office/word/2015/wordml/symex" xmlns:w16du="http://schemas.microsoft.com/office/word/2023/wordml/word16du" xmlns:wne="http://schemas.microsoft.com/office/word/2006/wordml" mc:Ignorable="w14 w15 w16se w16cid w16 w16cex w16sdtdh w16sdtfl w16du wp14">
   <w:endnote w:type="separator" w:id="-1">
     <w:p>
       <w:pPr>
@@ -8721,7 +8519,7 @@
 </file>
 
 <file path=word/footer1.xml><?xml version="1.0" encoding="utf-8"?>
-<w:ftr xmlns:wpc="http://schemas.microsoft.com/office/word/2010/wordprocessingCanvas" xmlns:cx="http://schemas.microsoft.com/office/drawing/2014/chartex" xmlns:cx1="http://schemas.microsoft.com/office/drawing/2015/9/8/chartex" xmlns:cx2="http://schemas.microsoft.com/office/drawing/2015/10/21/chartex" xmlns:cx3="http://schemas.microsoft.com/office/drawing/2016/5/9/chartex" xmlns:cx4="http://schemas.microsoft.com/office/drawing/2016/5/10/chartex" xmlns:cx5="http://schemas.microsoft.com/office/drawing/2016/5/11/chartex" xmlns:cx6="http://schemas.microsoft.com/office/drawing/2016/5/12/chartex" xmlns:cx7="http://schemas.microsoft.com/office/drawing/2016/5/13/chartex" xmlns:cx8="http://schemas.microsoft.com/office/drawing/2016/5/14/chartex" xmlns:mc="http://schemas.openxmlformats.org/markup-compatibility/2006" xmlns:aink="http://schemas.microsoft.com/office/drawing/2016/ink" xmlns:am3d="http://schemas.microsoft.com/office/drawing/2017/model3d" xmlns:o="urn:schemas-microsoft-com:office:office" xmlns:oel="http://schemas.microsoft.com/office/2019/extlst" xmlns:r="http://schemas.openxmlformats.org/officeDocument/2006/relationships" xmlns:m="http://schemas.openxmlformats.org/officeDocument/2006/math" xmlns:v="urn:schemas-microsoft-com:vml" xmlns:wp14="http://schemas.microsoft.com/office/word/2010/wordprocessingDrawing" xmlns:wp="http://schemas.openxmlformats.org/drawingml/2006/wordprocessingDrawing" xmlns:w10="urn:schemas-microsoft-com:office:word" xmlns:w="http://schemas.openxmlformats.org/wordprocessingml/2006/main" xmlns:w14="http://schemas.microsoft.com/office/word/2010/wordml" xmlns:w15="http://schemas.microsoft.com/office/word/2012/wordml" xmlns:w16cex="http://schemas.microsoft.com/office/word/2018/wordml/cex" xmlns:w16cid="http://schemas.microsoft.com/office/word/2016/wordml/cid" xmlns:w16="http://schemas.microsoft.com/office/word/2018/wordml" xmlns:w16du="http://schemas.microsoft.com/office/word/2023/wordml/word16du" xmlns:w16sdtdh="http://schemas.microsoft.com/office/word/2020/wordml/sdtdatahash" xmlns:w16sdtfl="http://schemas.microsoft.com/office/word/2024/wordml/sdtformatlock" xmlns:w16se="http://schemas.microsoft.com/office/word/2015/wordml/symex" xmlns:wpg="http://schemas.microsoft.com/office/word/2010/wordprocessingGroup" xmlns:wpi="http://schemas.microsoft.com/office/word/2010/wordprocessingInk" xmlns:wne="http://schemas.microsoft.com/office/word/2006/wordml" xmlns:wps="http://schemas.microsoft.com/office/word/2010/wordprocessingShape" mc:Ignorable="w14 w15 w16se w16cid w16 w16cex w16sdtdh w16sdtfl w16du wp14">
+<w:ftr xmlns:wpc="http://schemas.microsoft.com/office/word/2010/wordprocessingCanvas" xmlns:cx="http://schemas.microsoft.com/office/drawing/2014/chartex" xmlns:cx1="http://schemas.microsoft.com/office/drawing/2015/9/8/chartex" xmlns:cx2="http://schemas.microsoft.com/office/drawing/2015/10/21/chartex" xmlns:cx3="http://schemas.microsoft.com/office/drawing/2016/5/9/chartex" xmlns:cx4="http://schemas.microsoft.com/office/drawing/2016/5/10/chartex" xmlns:cx5="http://schemas.microsoft.com/office/drawing/2016/5/11/chartex" xmlns:cx6="http://schemas.microsoft.com/office/drawing/2016/5/12/chartex" xmlns:cx7="http://schemas.microsoft.com/office/drawing/2016/5/13/chartex" xmlns:cx8="http://schemas.microsoft.com/office/drawing/2016/5/14/chartex" xmlns:mc="http://schemas.openxmlformats.org/markup-compatibility/2006" xmlns:m="http://schemas.openxmlformats.org/officeDocument/2006/math" xmlns:aink="http://schemas.microsoft.com/office/drawing/2016/ink" xmlns:am3d="http://schemas.microsoft.com/office/drawing/2017/model3d" xmlns:oel="http://schemas.microsoft.com/office/2019/extlst" xmlns:r="http://schemas.openxmlformats.org/officeDocument/2006/relationships" xmlns:wp14="http://schemas.microsoft.com/office/word/2010/wordprocessingDrawing" xmlns:wp="http://schemas.openxmlformats.org/drawingml/2006/wordprocessingDrawing" xmlns:wpg="http://schemas.microsoft.com/office/word/2010/wordprocessingGroup" xmlns:wpi="http://schemas.microsoft.com/office/word/2010/wordprocessingInk" xmlns:wps="http://schemas.microsoft.com/office/word/2010/wordprocessingShape" xmlns:o="urn:schemas-microsoft-com:office:office" xmlns:v="urn:schemas-microsoft-com:vml" xmlns:w10="urn:schemas-microsoft-com:office:word" xmlns:w="http://schemas.openxmlformats.org/wordprocessingml/2006/main" xmlns:w14="http://schemas.microsoft.com/office/word/2010/wordml" xmlns:w15="http://schemas.microsoft.com/office/word/2012/wordml" xmlns:w16cei="http://schemas.microsoft.com/office/word/2026/wordml/cei" xmlns:w16cex="http://schemas.microsoft.com/office/word/2018/wordml/cex" xmlns:w16cid="http://schemas.microsoft.com/office/word/2016/wordml/cid" xmlns:w16="http://schemas.microsoft.com/office/word/2018/wordml" xmlns:w16sdtdh="http://schemas.microsoft.com/office/word/2020/wordml/sdtdatahash" xmlns:w16sdtfl="http://schemas.microsoft.com/office/word/2024/wordml/sdtformatlock" xmlns:w16se="http://schemas.microsoft.com/office/word/2015/wordml/symex" xmlns:w16du="http://schemas.microsoft.com/office/word/2023/wordml/word16du" xmlns:wne="http://schemas.microsoft.com/office/word/2006/wordml" mc:Ignorable="w14 w15 w16se w16cid w16 w16cex w16sdtdh w16sdtfl w16du wp14">
   <w:p>
     <w:pPr>
       <w:pStyle w:val="Voettekst"/>
@@ -8764,7 +8562,7 @@
 </file>
 
 <file path=word/footnotes.xml><?xml version="1.0" encoding="utf-8"?>
-<w:footnotes xmlns:wpc="http://schemas.microsoft.com/office/word/2010/wordprocessingCanvas" xmlns:cx="http://schemas.microsoft.com/office/drawing/2014/chartex" xmlns:cx1="http://schemas.microsoft.com/office/drawing/2015/9/8/chartex" xmlns:cx2="http://schemas.microsoft.com/office/drawing/2015/10/21/chartex" xmlns:cx3="http://schemas.microsoft.com/office/drawing/2016/5/9/chartex" xmlns:cx4="http://schemas.microsoft.com/office/drawing/2016/5/10/chartex" xmlns:cx5="http://schemas.microsoft.com/office/drawing/2016/5/11/chartex" xmlns:cx6="http://schemas.microsoft.com/office/drawing/2016/5/12/chartex" xmlns:cx7="http://schemas.microsoft.com/office/drawing/2016/5/13/chartex" xmlns:cx8="http://schemas.microsoft.com/office/drawing/2016/5/14/chartex" xmlns:mc="http://schemas.openxmlformats.org/markup-compatibility/2006" xmlns:aink="http://schemas.microsoft.com/office/drawing/2016/ink" xmlns:am3d="http://schemas.microsoft.com/office/drawing/2017/model3d" xmlns:o="urn:schemas-microsoft-com:office:office" xmlns:oel="http://schemas.microsoft.com/office/2019/extlst" xmlns:r="http://schemas.openxmlformats.org/officeDocument/2006/relationships" xmlns:m="http://schemas.openxmlformats.org/officeDocument/2006/math" xmlns:v="urn:schemas-microsoft-com:vml" xmlns:wp14="http://schemas.microsoft.com/office/word/2010/wordprocessingDrawing" xmlns:wp="http://schemas.openxmlformats.org/drawingml/2006/wordprocessingDrawing" xmlns:w10="urn:schemas-microsoft-com:office:word" xmlns:w="http://schemas.openxmlformats.org/wordprocessingml/2006/main" xmlns:w14="http://schemas.microsoft.com/office/word/2010/wordml" xmlns:w15="http://schemas.microsoft.com/office/word/2012/wordml" xmlns:w16cex="http://schemas.microsoft.com/office/word/2018/wordml/cex" xmlns:w16cid="http://schemas.microsoft.com/office/word/2016/wordml/cid" xmlns:w16="http://schemas.microsoft.com/office/word/2018/wordml" xmlns:w16du="http://schemas.microsoft.com/office/word/2023/wordml/word16du" xmlns:w16sdtdh="http://schemas.microsoft.com/office/word/2020/wordml/sdtdatahash" xmlns:w16sdtfl="http://schemas.microsoft.com/office/word/2024/wordml/sdtformatlock" xmlns:w16se="http://schemas.microsoft.com/office/word/2015/wordml/symex" xmlns:wpg="http://schemas.microsoft.com/office/word/2010/wordprocessingGroup" xmlns:wpi="http://schemas.microsoft.com/office/word/2010/wordprocessingInk" xmlns:wne="http://schemas.microsoft.com/office/word/2006/wordml" xmlns:wps="http://schemas.microsoft.com/office/word/2010/wordprocessingShape" mc:Ignorable="w14 w15 w16se w16cid w16 w16cex w16sdtdh w16sdtfl w16du wp14">
+<w:footnotes xmlns:wpc="http://schemas.microsoft.com/office/word/2010/wordprocessingCanvas" xmlns:cx="http://schemas.microsoft.com/office/drawing/2014/chartex" xmlns:cx1="http://schemas.microsoft.com/office/drawing/2015/9/8/chartex" xmlns:cx2="http://schemas.microsoft.com/office/drawing/2015/10/21/chartex" xmlns:cx3="http://schemas.microsoft.com/office/drawing/2016/5/9/chartex" xmlns:cx4="http://schemas.microsoft.com/office/drawing/2016/5/10/chartex" xmlns:cx5="http://schemas.microsoft.com/office/drawing/2016/5/11/chartex" xmlns:cx6="http://schemas.microsoft.com/office/drawing/2016/5/12/chartex" xmlns:cx7="http://schemas.microsoft.com/office/drawing/2016/5/13/chartex" xmlns:cx8="http://schemas.microsoft.com/office/drawing/2016/5/14/chartex" xmlns:mc="http://schemas.openxmlformats.org/markup-compatibility/2006" xmlns:m="http://schemas.openxmlformats.org/officeDocument/2006/math" xmlns:aink="http://schemas.microsoft.com/office/drawing/2016/ink" xmlns:am3d="http://schemas.microsoft.com/office/drawing/2017/model3d" xmlns:oel="http://schemas.microsoft.com/office/2019/extlst" xmlns:r="http://schemas.openxmlformats.org/officeDocument/2006/relationships" xmlns:wp14="http://schemas.microsoft.com/office/word/2010/wordprocessingDrawing" xmlns:wp="http://schemas.openxmlformats.org/drawingml/2006/wordprocessingDrawing" xmlns:wpg="http://schemas.microsoft.com/office/word/2010/wordprocessingGroup" xmlns:wpi="http://schemas.microsoft.com/office/word/2010/wordprocessingInk" xmlns:wps="http://schemas.microsoft.com/office/word/2010/wordprocessingShape" xmlns:o="urn:schemas-microsoft-com:office:office" xmlns:v="urn:schemas-microsoft-com:vml" xmlns:w10="urn:schemas-microsoft-com:office:word" xmlns:w="http://schemas.openxmlformats.org/wordprocessingml/2006/main" xmlns:w14="http://schemas.microsoft.com/office/word/2010/wordml" xmlns:w15="http://schemas.microsoft.com/office/word/2012/wordml" xmlns:w16cei="http://schemas.microsoft.com/office/word/2026/wordml/cei" xmlns:w16cex="http://schemas.microsoft.com/office/word/2018/wordml/cex" xmlns:w16cid="http://schemas.microsoft.com/office/word/2016/wordml/cid" xmlns:w16="http://schemas.microsoft.com/office/word/2018/wordml" xmlns:w16sdtdh="http://schemas.microsoft.com/office/word/2020/wordml/sdtdatahash" xmlns:w16sdtfl="http://schemas.microsoft.com/office/word/2024/wordml/sdtformatlock" xmlns:w16se="http://schemas.microsoft.com/office/word/2015/wordml/symex" xmlns:w16du="http://schemas.microsoft.com/office/word/2023/wordml/word16du" xmlns:wne="http://schemas.microsoft.com/office/word/2006/wordml" mc:Ignorable="w14 w15 w16se w16cid w16 w16cex w16sdtdh w16sdtfl w16du wp14">
   <w:footnote w:type="separator" w:id="-1">
     <w:p>
       <w:pPr>
@@ -8789,7 +8587,7 @@
 </file>
 
 <file path=word/header1.xml><?xml version="1.0" encoding="utf-8"?>
-<w:hdr xmlns:wpc="http://schemas.microsoft.com/office/word/2010/wordprocessingCanvas" xmlns:cx="http://schemas.microsoft.com/office/drawing/2014/chartex" xmlns:cx1="http://schemas.microsoft.com/office/drawing/2015/9/8/chartex" xmlns:cx2="http://schemas.microsoft.com/office/drawing/2015/10/21/chartex" xmlns:cx3="http://schemas.microsoft.com/office/drawing/2016/5/9/chartex" xmlns:cx4="http://schemas.microsoft.com/office/drawing/2016/5/10/chartex" xmlns:cx5="http://schemas.microsoft.com/office/drawing/2016/5/11/chartex" xmlns:cx6="http://schemas.microsoft.com/office/drawing/2016/5/12/chartex" xmlns:cx7="http://schemas.microsoft.com/office/drawing/2016/5/13/chartex" xmlns:cx8="http://schemas.microsoft.com/office/drawing/2016/5/14/chartex" xmlns:mc="http://schemas.openxmlformats.org/markup-compatibility/2006" xmlns:aink="http://schemas.microsoft.com/office/drawing/2016/ink" xmlns:am3d="http://schemas.microsoft.com/office/drawing/2017/model3d" xmlns:o="urn:schemas-microsoft-com:office:office" xmlns:oel="http://schemas.microsoft.com/office/2019/extlst" xmlns:r="http://schemas.openxmlformats.org/officeDocument/2006/relationships" xmlns:m="http://schemas.openxmlformats.org/officeDocument/2006/math" xmlns:v="urn:schemas-microsoft-com:vml" xmlns:wp14="http://schemas.microsoft.com/office/word/2010/wordprocessingDrawing" xmlns:wp="http://schemas.openxmlformats.org/drawingml/2006/wordprocessingDrawing" xmlns:w10="urn:schemas-microsoft-com:office:word" xmlns:w="http://schemas.openxmlformats.org/wordprocessingml/2006/main" xmlns:w14="http://schemas.microsoft.com/office/word/2010/wordml" xmlns:w15="http://schemas.microsoft.com/office/word/2012/wordml" xmlns:w16cex="http://schemas.microsoft.com/office/word/2018/wordml/cex" xmlns:w16cid="http://schemas.microsoft.com/office/word/2016/wordml/cid" xmlns:w16="http://schemas.microsoft.com/office/word/2018/wordml" xmlns:w16du="http://schemas.microsoft.com/office/word/2023/wordml/word16du" xmlns:w16sdtdh="http://schemas.microsoft.com/office/word/2020/wordml/sdtdatahash" xmlns:w16sdtfl="http://schemas.microsoft.com/office/word/2024/wordml/sdtformatlock" xmlns:w16se="http://schemas.microsoft.com/office/word/2015/wordml/symex" xmlns:wpg="http://schemas.microsoft.com/office/word/2010/wordprocessingGroup" xmlns:wpi="http://schemas.microsoft.com/office/word/2010/wordprocessingInk" xmlns:wne="http://schemas.microsoft.com/office/word/2006/wordml" xmlns:wps="http://schemas.microsoft.com/office/word/2010/wordprocessingShape" mc:Ignorable="w14 w15 w16se w16cid w16 w16cex w16sdtdh w16sdtfl w16du wp14">
+<w:hdr xmlns:wpc="http://schemas.microsoft.com/office/word/2010/wordprocessingCanvas" xmlns:cx="http://schemas.microsoft.com/office/drawing/2014/chartex" xmlns:cx1="http://schemas.microsoft.com/office/drawing/2015/9/8/chartex" xmlns:cx2="http://schemas.microsoft.com/office/drawing/2015/10/21/chartex" xmlns:cx3="http://schemas.microsoft.com/office/drawing/2016/5/9/chartex" xmlns:cx4="http://schemas.microsoft.com/office/drawing/2016/5/10/chartex" xmlns:cx5="http://schemas.microsoft.com/office/drawing/2016/5/11/chartex" xmlns:cx6="http://schemas.microsoft.com/office/drawing/2016/5/12/chartex" xmlns:cx7="http://schemas.microsoft.com/office/drawing/2016/5/13/chartex" xmlns:cx8="http://schemas.microsoft.com/office/drawing/2016/5/14/chartex" xmlns:mc="http://schemas.openxmlformats.org/markup-compatibility/2006" xmlns:m="http://schemas.openxmlformats.org/officeDocument/2006/math" xmlns:aink="http://schemas.microsoft.com/office/drawing/2016/ink" xmlns:am3d="http://schemas.microsoft.com/office/drawing/2017/model3d" xmlns:oel="http://schemas.microsoft.com/office/2019/extlst" xmlns:r="http://schemas.openxmlformats.org/officeDocument/2006/relationships" xmlns:wp14="http://schemas.microsoft.com/office/word/2010/wordprocessingDrawing" xmlns:wp="http://schemas.openxmlformats.org/drawingml/2006/wordprocessingDrawing" xmlns:wpg="http://schemas.microsoft.com/office/word/2010/wordprocessingGroup" xmlns:wpi="http://schemas.microsoft.com/office/word/2010/wordprocessingInk" xmlns:wps="http://schemas.microsoft.com/office/word/2010/wordprocessingShape" xmlns:o="urn:schemas-microsoft-com:office:office" xmlns:v="urn:schemas-microsoft-com:vml" xmlns:w10="urn:schemas-microsoft-com:office:word" xmlns:w="http://schemas.openxmlformats.org/wordprocessingml/2006/main" xmlns:w14="http://schemas.microsoft.com/office/word/2010/wordml" xmlns:w15="http://schemas.microsoft.com/office/word/2012/wordml" xmlns:w16cei="http://schemas.microsoft.com/office/word/2026/wordml/cei" xmlns:w16cex="http://schemas.microsoft.com/office/word/2018/wordml/cex" xmlns:w16cid="http://schemas.microsoft.com/office/word/2016/wordml/cid" xmlns:w16="http://schemas.microsoft.com/office/word/2018/wordml" xmlns:w16sdtdh="http://schemas.microsoft.com/office/word/2020/wordml/sdtdatahash" xmlns:w16sdtfl="http://schemas.microsoft.com/office/word/2024/wordml/sdtformatlock" xmlns:w16se="http://schemas.microsoft.com/office/word/2015/wordml/symex" xmlns:w16du="http://schemas.microsoft.com/office/word/2023/wordml/word16du" xmlns:wne="http://schemas.microsoft.com/office/word/2006/wordml" mc:Ignorable="w14 w15 w16se w16cid w16 w16cex w16sdtdh w16sdtfl w16du wp14">
   <w:sdt>
     <w:sdtPr>
       <w:id w:val="946968613"/>
@@ -8842,7 +8640,7 @@
 </file>
 
 <file path=word/styles.xml><?xml version="1.0" encoding="utf-8"?>
-<w:styles xmlns:mc="http://schemas.openxmlformats.org/markup-compatibility/2006" xmlns:r="http://schemas.openxmlformats.org/officeDocument/2006/relationships" xmlns:w="http://schemas.openxmlformats.org/wordprocessingml/2006/main" xmlns:w14="http://schemas.microsoft.com/office/word/2010/wordml" xmlns:w15="http://schemas.microsoft.com/office/word/2012/wordml" xmlns:w16cex="http://schemas.microsoft.com/office/word/2018/wordml/cex" xmlns:w16cid="http://schemas.microsoft.com/office/word/2016/wordml/cid" xmlns:w16="http://schemas.microsoft.com/office/word/2018/wordml" xmlns:w16du="http://schemas.microsoft.com/office/word/2023/wordml/word16du" xmlns:w16sdtdh="http://schemas.microsoft.com/office/word/2020/wordml/sdtdatahash" xmlns:w16sdtfl="http://schemas.microsoft.com/office/word/2024/wordml/sdtformatlock" xmlns:w16se="http://schemas.microsoft.com/office/word/2015/wordml/symex" mc:Ignorable="w14 w15 w16se w16cid w16 w16cex w16sdtdh w16sdtfl w16du">
+<w:styles xmlns:mc="http://schemas.openxmlformats.org/markup-compatibility/2006" xmlns:r="http://schemas.openxmlformats.org/officeDocument/2006/relationships" xmlns:w="http://schemas.openxmlformats.org/wordprocessingml/2006/main" xmlns:w14="http://schemas.microsoft.com/office/word/2010/wordml" xmlns:w15="http://schemas.microsoft.com/office/word/2012/wordml" xmlns:w16cex="http://schemas.microsoft.com/office/word/2018/wordml/cex" xmlns:w16cid="http://schemas.microsoft.com/office/word/2016/wordml/cid" xmlns:w16="http://schemas.microsoft.com/office/word/2018/wordml" xmlns:w16sdtdh="http://schemas.microsoft.com/office/word/2020/wordml/sdtdatahash" xmlns:w16sdtfl="http://schemas.microsoft.com/office/word/2024/wordml/sdtformatlock" xmlns:w16se="http://schemas.microsoft.com/office/word/2015/wordml/symex" xmlns:w16du="http://schemas.microsoft.com/office/word/2023/wordml/word16du" mc:Ignorable="w14 w15 w16se w16cid w16 w16cex w16sdtdh w16sdtfl w16du">
   <w:docDefaults>
     <w:rPrDefault>
       <w:rPr>
